--- a/MANUAL DE INPLEMENTACION de Manuel y Luis.docx
+++ b/MANUAL DE INPLEMENTACION de Manuel y Luis.docx
@@ -78,8 +78,6 @@
         </w:rPr>
         <w:t xml:space="preserve"> y Luis Alonso</w:t>
       </w:r>
-      <w:bookmarkStart w:id="0" w:name="_GoBack"/>
-      <w:bookmarkEnd w:id="0"/>
     </w:p>
     <w:p>
       <w:pPr>
@@ -127,7 +125,7 @@
           <w:noProof/>
           <w:lang w:val="es-ES"/>
         </w:rPr>
-        <w:t>viernes, 24 de abril de 2026</w:t>
+        <w:t>miércoles, 29 de abril de 2026</w:t>
       </w:r>
       <w:r>
         <w:rPr>
@@ -288,19 +286,11 @@
         </w:rPr>
         <w:t xml:space="preserve">. </w:t>
       </w:r>
-      <w:proofErr w:type="spellStart"/>
-      <w:r>
-        <w:rPr>
-          <w:lang w:val="es-ES"/>
-        </w:rPr>
-        <w:t>Atraves</w:t>
-      </w:r>
-      <w:proofErr w:type="spellEnd"/>
-      <w:r>
-        <w:rPr>
-          <w:lang w:val="es-ES"/>
-        </w:rPr>
-        <w:t xml:space="preserve"> de</w:t>
+      <w:r>
+        <w:rPr>
+          <w:lang w:val="es-ES"/>
+        </w:rPr>
+        <w:t>Atraves de</w:t>
       </w:r>
       <w:r>
         <w:rPr>
@@ -429,14 +419,12 @@
         </w:rPr>
         <w:t xml:space="preserve">del </w:t>
       </w:r>
-      <w:proofErr w:type="spellStart"/>
-      <w:r>
-        <w:rPr>
-          <w:lang w:val="es-ES"/>
-        </w:rPr>
-        <w:t>modulo</w:t>
-      </w:r>
-      <w:proofErr w:type="spellEnd"/>
+      <w:r>
+        <w:rPr>
+          <w:lang w:val="es-ES"/>
+        </w:rPr>
+        <w:t>módulo</w:t>
+      </w:r>
       <w:r>
         <w:rPr>
           <w:lang w:val="es-ES"/>
@@ -453,53 +441,25 @@
         <w:rPr>
           <w:lang w:val="es-ES"/>
         </w:rPr>
-        <w:t xml:space="preserve">construir un software en el </w:t>
-      </w:r>
-      <w:proofErr w:type="spellStart"/>
-      <w:r>
-        <w:rPr>
-          <w:lang w:val="es-ES"/>
-        </w:rPr>
-        <w:t>sud</w:t>
-      </w:r>
-      <w:r>
-        <w:rPr>
-          <w:lang w:val="es-ES"/>
-        </w:rPr>
-        <w:t>modulo</w:t>
-      </w:r>
-      <w:proofErr w:type="spellEnd"/>
-      <w:r>
-        <w:rPr>
-          <w:lang w:val="es-ES"/>
-        </w:rPr>
-        <w:t xml:space="preserve"> codifica software de aplicación,</w:t>
-      </w:r>
-      <w:r>
-        <w:rPr>
-          <w:lang w:val="es-ES"/>
-        </w:rPr>
-        <w:t xml:space="preserve"> y documentar el mismo en el </w:t>
-      </w:r>
-      <w:proofErr w:type="spellStart"/>
-      <w:r>
-        <w:rPr>
-          <w:lang w:val="es-ES"/>
-        </w:rPr>
-        <w:t>sud</w:t>
-      </w:r>
-      <w:r>
-        <w:rPr>
-          <w:lang w:val="es-ES"/>
-        </w:rPr>
-        <w:t>modulo</w:t>
-      </w:r>
-      <w:proofErr w:type="spellEnd"/>
-      <w:r>
-        <w:rPr>
-          <w:lang w:val="es-ES"/>
-        </w:rPr>
-        <w:t xml:space="preserve"> implementa software de aplicación. Es por esto, que es ma</w:t>
+        <w:t>construir un software en el sud</w:t>
+      </w:r>
+      <w:r>
+        <w:rPr>
+          <w:lang w:val="es-ES"/>
+        </w:rPr>
+        <w:t>modulo codifica software de aplicación,</w:t>
+      </w:r>
+      <w:r>
+        <w:rPr>
+          <w:lang w:val="es-ES"/>
+        </w:rPr>
+        <w:t xml:space="preserve"> y documentar el mismo en el sud</w:t>
+      </w:r>
+      <w:r>
+        <w:rPr>
+          <w:lang w:val="es-ES"/>
+        </w:rPr>
+        <w:t>modulo implementa software de aplicación. Es por esto, que es ma</w:t>
       </w:r>
       <w:r>
         <w:rPr>
@@ -608,44 +568,324 @@
     </w:p>
     <w:p>
       <w:pPr>
+        <w:pStyle w:val="Ttulo2"/>
+        <w:rPr>
+          <w:lang w:val="es-ES"/>
+        </w:rPr>
+      </w:pPr>
+      <w:r>
+        <w:rPr>
+          <w:noProof/>
+        </w:rPr>
+        <w:lastRenderedPageBreak/>
+        <w:drawing>
+          <wp:anchor distT="0" distB="0" distL="114300" distR="114300" simplePos="0" relativeHeight="251658240" behindDoc="1" locked="0" layoutInCell="1" allowOverlap="1" wp14:anchorId="21D2AD8D" wp14:editId="2A58B1E5">
+            <wp:simplePos x="0" y="0"/>
+            <wp:positionH relativeFrom="column">
+              <wp:posOffset>1757045</wp:posOffset>
+            </wp:positionH>
+            <wp:positionV relativeFrom="paragraph">
+              <wp:posOffset>251460</wp:posOffset>
+            </wp:positionV>
+            <wp:extent cx="2590165" cy="3209925"/>
+            <wp:effectExtent l="0" t="0" r="635" b="9525"/>
+            <wp:wrapSquare wrapText="bothSides"/>
+            <wp:docPr id="3" name="Imagen 3"/>
+            <wp:cNvGraphicFramePr>
+              <a:graphicFrameLocks xmlns:a="http://schemas.openxmlformats.org/drawingml/2006/main" noChangeAspect="1"/>
+            </wp:cNvGraphicFramePr>
+            <a:graphic xmlns:a="http://schemas.openxmlformats.org/drawingml/2006/main">
+              <a:graphicData uri="http://schemas.openxmlformats.org/drawingml/2006/picture">
+                <pic:pic xmlns:pic="http://schemas.openxmlformats.org/drawingml/2006/picture">
+                  <pic:nvPicPr>
+                    <pic:cNvPr id="3" name="Captura de pantalla (4).png"/>
+                    <pic:cNvPicPr/>
+                  </pic:nvPicPr>
+                  <pic:blipFill>
+                    <a:blip r:embed="rId7">
+                      <a:extLst>
+                        <a:ext uri="{28A0092B-C50C-407E-A947-70E740481C1C}">
+                          <a14:useLocalDpi xmlns:a14="http://schemas.microsoft.com/office/drawing/2010/main" val="0"/>
+                        </a:ext>
+                      </a:extLst>
+                    </a:blip>
+                    <a:stretch>
+                      <a:fillRect/>
+                    </a:stretch>
+                  </pic:blipFill>
+                  <pic:spPr>
+                    <a:xfrm>
+                      <a:off x="0" y="0"/>
+                      <a:ext cx="2590165" cy="3209925"/>
+                    </a:xfrm>
+                    <a:prstGeom prst="rect">
+                      <a:avLst/>
+                    </a:prstGeom>
+                  </pic:spPr>
+                </pic:pic>
+              </a:graphicData>
+            </a:graphic>
+            <wp14:sizeRelH relativeFrom="margin">
+              <wp14:pctWidth>0</wp14:pctWidth>
+            </wp14:sizeRelH>
+            <wp14:sizeRelV relativeFrom="margin">
+              <wp14:pctHeight>0</wp14:pctHeight>
+            </wp14:sizeRelV>
+          </wp:anchor>
+        </w:drawing>
+      </w:r>
+      <w:r>
+        <w:rPr>
+          <w:lang w:val="es-ES"/>
+        </w:rPr>
+        <w:t>Menú Principal</w:t>
+      </w:r>
+    </w:p>
+    <w:p>
+      <w:pPr>
         <w:spacing w:line="360" w:lineRule="auto"/>
-        <w:jc w:val="both"/>
-        <w:rPr>
-          <w:lang w:val="es-ES"/>
-        </w:rPr>
-      </w:pPr>
+        <w:jc w:val="center"/>
+        <w:rPr>
+          <w:lang w:val="es-ES"/>
+        </w:rPr>
+      </w:pPr>
+    </w:p>
+    <w:p>
+      <w:pPr>
+        <w:pStyle w:val="Ttulo2"/>
+        <w:rPr>
+          <w:sz w:val="36"/>
+          <w:szCs w:val="36"/>
+          <w:lang w:val="es-ES"/>
+        </w:rPr>
+      </w:pPr>
+      <w:r>
+        <w:rPr>
+          <w:lang w:val="es-ES"/>
+        </w:rPr>
+        <w:t xml:space="preserve"> Menú Principal del Usuario</w:t>
+      </w:r>
+    </w:p>
+    <w:p>
+      <w:pPr>
+        <w:pStyle w:val="NormalWeb"/>
+        <w:rPr>
+          <w:lang w:val="es-ES"/>
+        </w:rPr>
+      </w:pPr>
+      <w:r>
+        <w:rPr>
+          <w:lang w:val="es-ES"/>
+        </w:rPr>
+        <w:t xml:space="preserve">El menú principal del sistema </w:t>
+      </w:r>
+      <w:r>
+        <w:rPr>
+          <w:rStyle w:val="Textoennegrita"/>
+          <w:lang w:val="es-ES"/>
+        </w:rPr>
+        <w:t>Supremo software</w:t>
+      </w:r>
+      <w:r>
+        <w:rPr>
+          <w:lang w:val="es-ES"/>
+        </w:rPr>
+        <w:t xml:space="preserve"> constituye la interfaz inicial mediante la cual el usuario puede acceder a las distintas funcionalidades del sistema de punto de venta. Su diseño ha sido desarrollado con el objetivo de proporcionar una navegación clara, intuitiva y eficiente.</w:t>
+      </w:r>
+    </w:p>
+    <w:p>
+      <w:pPr>
+        <w:pStyle w:val="NormalWeb"/>
+        <w:rPr>
+          <w:lang w:val="es-ES"/>
+        </w:rPr>
+      </w:pPr>
+      <w:r>
+        <w:rPr>
+          <w:lang w:val="es-ES"/>
+        </w:rPr>
+        <w:t>La interfaz presenta un fondo oscuro con botones en color verde fosforescente, lo cual permite una adecuada visibilidad de las opciones disponibles y facilita la interacción del usuario con el sistema.</w:t>
+      </w:r>
+    </w:p>
+    <w:p>
+      <w:pPr>
+        <w:pStyle w:val="NormalWeb"/>
+        <w:rPr>
+          <w:lang w:val="es-ES"/>
+        </w:rPr>
+      </w:pPr>
+      <w:r>
+        <w:rPr>
+          <w:lang w:val="es-ES"/>
+        </w:rPr>
+        <w:t>A continuación, se describen las opciones que conforman el menú principal:</w:t>
+      </w:r>
+    </w:p>
+    <w:p>
+      <w:pPr>
+        <w:pStyle w:val="Ttulo3"/>
+      </w:pPr>
+      <w:r>
+        <w:rPr>
+          <w:rFonts w:ascii="Segoe UI Symbol" w:hAnsi="Segoe UI Symbol" w:cs="Segoe UI Symbol"/>
+        </w:rPr>
+        <w:t>📦</w:t>
+      </w:r>
+      <w:r>
+        <w:t xml:space="preserve"> </w:t>
+      </w:r>
+      <w:proofErr w:type="spellStart"/>
+      <w:r>
+        <w:t>Registro</w:t>
+      </w:r>
+      <w:proofErr w:type="spellEnd"/>
+      <w:r>
+        <w:t xml:space="preserve"> de </w:t>
+      </w:r>
+      <w:proofErr w:type="spellStart"/>
+      <w:r>
+        <w:t>Productos</w:t>
+      </w:r>
+      <w:proofErr w:type="spellEnd"/>
+    </w:p>
+    <w:p>
+      <w:pPr>
+        <w:pStyle w:val="NormalWeb"/>
+        <w:rPr>
+          <w:lang w:val="es-ES"/>
+        </w:rPr>
+      </w:pPr>
+      <w:r>
+        <w:rPr>
+          <w:lang w:val="es-ES"/>
+        </w:rPr>
+        <w:t>Esta opción permite al usuario acceder al módulo encargado de la gestión del inventario. A través de este apartado es posible registrar nuevos productos, así como modificar o eliminar los existentes, garantizando la actualización constante del catálogo.</w:t>
+      </w:r>
+    </w:p>
+    <w:p>
+      <w:pPr>
+        <w:pStyle w:val="Ttulo3"/>
+        <w:rPr>
+          <w:lang w:val="es-ES"/>
+        </w:rPr>
+      </w:pPr>
+      <w:r>
+        <w:rPr>
+          <w:rFonts w:ascii="Segoe UI Symbol" w:hAnsi="Segoe UI Symbol" w:cs="Segoe UI Symbol"/>
+        </w:rPr>
+        <w:t>💰</w:t>
+      </w:r>
+      <w:r>
+        <w:rPr>
+          <w:lang w:val="es-ES"/>
+        </w:rPr>
+        <w:t xml:space="preserve"> Registro de Ventas</w:t>
+      </w:r>
+    </w:p>
+    <w:p>
+      <w:pPr>
+        <w:pStyle w:val="NormalWeb"/>
+        <w:rPr>
+          <w:lang w:val="es-ES"/>
+        </w:rPr>
+      </w:pPr>
+      <w:r>
+        <w:rPr>
+          <w:lang w:val="es-ES"/>
+        </w:rPr>
+        <w:t>En este módulo se lleva a cabo el registro de las transacciones comerciales. El usuario puede ingresar los productos vendidos, calcular el importe total y mantener un control organizado de las ventas realizadas.</w:t>
+      </w:r>
+    </w:p>
+    <w:p>
+      <w:pPr>
+        <w:pStyle w:val="Ttulo3"/>
+        <w:rPr>
+          <w:lang w:val="es-ES"/>
+        </w:rPr>
+      </w:pPr>
+      <w:r>
+        <w:rPr>
+          <w:rFonts w:ascii="Segoe UI Symbol" w:hAnsi="Segoe UI Symbol" w:cs="Segoe UI Symbol"/>
+        </w:rPr>
+        <w:t>📊</w:t>
+      </w:r>
+      <w:r>
+        <w:rPr>
+          <w:lang w:val="es-ES"/>
+        </w:rPr>
+        <w:t xml:space="preserve"> Reportes</w:t>
+      </w:r>
+    </w:p>
+    <w:p>
+      <w:pPr>
+        <w:pStyle w:val="NormalWeb"/>
+        <w:rPr>
+          <w:lang w:val="es-ES"/>
+        </w:rPr>
+      </w:pPr>
+      <w:r>
+        <w:rPr>
+          <w:lang w:val="es-ES"/>
+        </w:rPr>
+        <w:t>Esta sección permite la generación y consulta de información relevante del sistema, tales como reportes de ventas, análisis de productos y otros datos estadísticos que apoyan la toma de decisiones.</w:t>
+      </w:r>
+    </w:p>
+    <w:p>
+      <w:pPr>
+        <w:pStyle w:val="Ttulo3"/>
+        <w:rPr>
+          <w:lang w:val="es-ES"/>
+        </w:rPr>
+      </w:pPr>
+      <w:r>
+        <w:rPr>
+          <w:rFonts w:ascii="Cambria Math" w:hAnsi="Cambria Math" w:cs="Cambria Math"/>
+          <w:lang w:val="es-ES"/>
+        </w:rPr>
+        <w:t>ℹ</w:t>
+      </w:r>
+      <w:r>
+        <w:t>️</w:t>
+      </w:r>
+      <w:r>
+        <w:rPr>
+          <w:lang w:val="es-ES"/>
+        </w:rPr>
+        <w:t xml:space="preserve"> Acerca de</w:t>
+      </w:r>
+      <w:bookmarkStart w:id="0" w:name="_GoBack"/>
+      <w:bookmarkEnd w:id="0"/>
+    </w:p>
+    <w:p>
+      <w:pPr>
+        <w:pStyle w:val="NormalWeb"/>
+        <w:rPr>
+          <w:lang w:val="es-ES"/>
+        </w:rPr>
+      </w:pPr>
+      <w:r>
+        <w:rPr>
+          <w:lang w:val="es-ES"/>
+        </w:rPr>
+        <w:t>En este apartado se presenta información general del sistema, incluyendo el nombre del software, su versión y detalles relacionados con el desarrollo del proyecto.</w:t>
+      </w:r>
     </w:p>
     <w:p>
       <w:pPr>
         <w:spacing w:line="360" w:lineRule="auto"/>
-        <w:jc w:val="both"/>
-        <w:rPr>
-          <w:lang w:val="es-ES"/>
-        </w:rPr>
-      </w:pPr>
-      <w:r>
-        <w:rPr>
-          <w:lang w:val="es-ES"/>
-        </w:rPr>
-        <w:br w:type="page"/>
-      </w:r>
-    </w:p>
-    <w:p>
-      <w:pPr>
-        <w:spacing w:line="360" w:lineRule="auto"/>
-        <w:jc w:val="both"/>
+        <w:jc w:val="center"/>
         <w:rPr>
           <w:lang w:val="es-ES"/>
         </w:rPr>
       </w:pPr>
     </w:p>
     <w:sectPr>
-      <w:headerReference w:type="even" r:id="rId7"/>
-      <w:headerReference w:type="default" r:id="rId8"/>
-      <w:footerReference w:type="even" r:id="rId9"/>
-      <w:footerReference w:type="default" r:id="rId10"/>
-      <w:headerReference w:type="first" r:id="rId11"/>
-      <w:footerReference w:type="first" r:id="rId12"/>
+      <w:headerReference w:type="even" r:id="rId8"/>
+      <w:headerReference w:type="default" r:id="rId9"/>
+      <w:footerReference w:type="even" r:id="rId10"/>
+      <w:footerReference w:type="default" r:id="rId11"/>
+      <w:headerReference w:type="first" r:id="rId12"/>
+      <w:footerReference w:type="first" r:id="rId13"/>
       <w:pgSz w:w="12240" w:h="15840"/>
       <w:pgMar w:top="1417" w:right="1701" w:bottom="1417" w:left="1701" w:header="708" w:footer="708" w:gutter="0"/>
       <w:cols w:space="708"/>
@@ -799,7 +1039,7 @@
               <w:color w:val="FFFFFF" w:themeColor="background1"/>
               <w:lang w:val="es-ES"/>
             </w:rPr>
-            <w:t>1</w:t>
+            <w:t>4</w:t>
           </w:r>
           <w:r>
             <w:rPr>
@@ -2207,6 +2447,19 @@
       <w:szCs w:val="18"/>
     </w:rPr>
   </w:style>
+  <w:style w:type="paragraph" w:styleId="NormalWeb">
+    <w:name w:val="Normal (Web)"/>
+    <w:basedOn w:val="Normal"/>
+    <w:uiPriority w:val="99"/>
+    <w:unhideWhenUsed/>
+    <w:rsid w:val="00D34C6E"/>
+    <w:pPr>
+      <w:spacing w:before="100" w:beforeAutospacing="1" w:after="100" w:afterAutospacing="1"/>
+    </w:pPr>
+    <w:rPr>
+      <w:rFonts w:ascii="Times New Roman" w:eastAsia="Times New Roman" w:hAnsi="Times New Roman"/>
+    </w:rPr>
+  </w:style>
 </w:styles>
 </file>
 
@@ -2286,21 +2539,21 @@
     <w:charset w:val="00"/>
     <w:family w:val="swiss"/>
     <w:pitch w:val="variable"/>
-    <w:sig w:usb0="E10002FF" w:usb1="4000ACFF" w:usb2="00000009" w:usb3="00000000" w:csb0="0000019F" w:csb1="00000000"/>
+    <w:sig w:usb0="E0002EFF" w:usb1="C000247B" w:usb2="00000009" w:usb3="00000000" w:csb0="000001FF" w:csb1="00000000"/>
   </w:font>
   <w:font w:name="Times New Roman">
     <w:panose1 w:val="02020603050405020304"/>
     <w:charset w:val="00"/>
     <w:family w:val="roman"/>
     <w:pitch w:val="variable"/>
-    <w:sig w:usb0="E0002AFF" w:usb1="C0007841" w:usb2="00000009" w:usb3="00000000" w:csb0="000001FF" w:csb1="00000000"/>
+    <w:sig w:usb0="E0002EFF" w:usb1="C000785B" w:usb2="00000009" w:usb3="00000000" w:csb0="000001FF" w:csb1="00000000"/>
   </w:font>
   <w:font w:name="Calibri Light">
     <w:panose1 w:val="020F0302020204030204"/>
     <w:charset w:val="00"/>
     <w:family w:val="swiss"/>
     <w:pitch w:val="variable"/>
-    <w:sig w:usb0="A00002EF" w:usb1="4000207B" w:usb2="00000000" w:usb3="00000000" w:csb0="0000009F" w:csb1="00000000"/>
+    <w:sig w:usb0="E0002AFF" w:usb1="C000247B" w:usb2="00000009" w:usb3="00000000" w:csb0="000001FF" w:csb1="00000000"/>
   </w:font>
   <w:font w:name="Segoe UI">
     <w:panose1 w:val="020B0502040204020203"/>
@@ -2308,6 +2561,20 @@
     <w:family w:val="swiss"/>
     <w:pitch w:val="variable"/>
     <w:sig w:usb0="E4002EFF" w:usb1="C000E47F" w:usb2="00000009" w:usb3="00000000" w:csb0="000001FF" w:csb1="00000000"/>
+  </w:font>
+  <w:font w:name="Segoe UI Symbol">
+    <w:panose1 w:val="020B0502040204020203"/>
+    <w:charset w:val="00"/>
+    <w:family w:val="swiss"/>
+    <w:pitch w:val="variable"/>
+    <w:sig w:usb0="800001E3" w:usb1="1200FFEF" w:usb2="00040000" w:usb3="00000000" w:csb0="00000001" w:csb1="00000000"/>
+  </w:font>
+  <w:font w:name="Cambria Math">
+    <w:panose1 w:val="02040503050406030204"/>
+    <w:charset w:val="00"/>
+    <w:family w:val="roman"/>
+    <w:pitch w:val="variable"/>
+    <w:sig w:usb0="E00006FF" w:usb1="420024FF" w:usb2="02000000" w:usb3="00000000" w:csb0="0000019F" w:csb1="00000000"/>
   </w:font>
 </w:fonts>
 </file>
@@ -2329,6 +2596,8 @@
   </w:compat>
   <w:rsids>
     <w:rsidRoot w:val="00925A5B"/>
+    <w:rsid w:val="000C2A26"/>
+    <w:rsid w:val="00845DD0"/>
     <w:rsid w:val="00925A5B"/>
     <w:rsid w:val="00AD4F9B"/>
     <w:rsid w:val="00B31369"/>

--- a/MANUAL DE INPLEMENTACION de Manuel y Luis.docx
+++ b/MANUAL DE INPLEMENTACION de Manuel y Luis.docx
@@ -1,6 +1,6 @@
 
 <file path=word/document.xml><?xml version="1.0" encoding="utf-8"?>
-<w:document xmlns:wpc="http://schemas.microsoft.com/office/word/2010/wordprocessingCanvas" xmlns:cx="http://schemas.microsoft.com/office/drawing/2014/chartex" xmlns:mc="http://schemas.openxmlformats.org/markup-compatibility/2006" xmlns:o="urn:schemas-microsoft-com:office:office" xmlns:r="http://schemas.openxmlformats.org/officeDocument/2006/relationships" xmlns:m="http://schemas.openxmlformats.org/officeDocument/2006/math" xmlns:v="urn:schemas-microsoft-com:vml" xmlns:wp14="http://schemas.microsoft.com/office/word/2010/wordprocessingDrawing" xmlns:wp="http://schemas.openxmlformats.org/drawingml/2006/wordprocessingDrawing" xmlns:w10="urn:schemas-microsoft-com:office:word" xmlns:w="http://schemas.openxmlformats.org/wordprocessingml/2006/main" xmlns:w14="http://schemas.microsoft.com/office/word/2010/wordml" xmlns:w15="http://schemas.microsoft.com/office/word/2012/wordml" xmlns:w16se="http://schemas.microsoft.com/office/word/2015/wordml/symex" xmlns:wpg="http://schemas.microsoft.com/office/word/2010/wordprocessingGroup" xmlns:wpi="http://schemas.microsoft.com/office/word/2010/wordprocessingInk" xmlns:wne="http://schemas.microsoft.com/office/word/2006/wordml" xmlns:wps="http://schemas.microsoft.com/office/word/2010/wordprocessingShape" mc:Ignorable="w14 w15 w16se wp14">
+<w:document xmlns:wpc="http://schemas.microsoft.com/office/word/2010/wordprocessingCanvas" xmlns:cx="http://schemas.microsoft.com/office/drawing/2014/chartex" xmlns:cx1="http://schemas.microsoft.com/office/drawing/2015/9/8/chartex" xmlns:cx2="http://schemas.microsoft.com/office/drawing/2015/10/21/chartex" xmlns:cx3="http://schemas.microsoft.com/office/drawing/2016/5/9/chartex" xmlns:cx4="http://schemas.microsoft.com/office/drawing/2016/5/10/chartex" xmlns:cx5="http://schemas.microsoft.com/office/drawing/2016/5/11/chartex" xmlns:cx6="http://schemas.microsoft.com/office/drawing/2016/5/12/chartex" xmlns:cx7="http://schemas.microsoft.com/office/drawing/2016/5/13/chartex" xmlns:cx8="http://schemas.microsoft.com/office/drawing/2016/5/14/chartex" xmlns:mc="http://schemas.openxmlformats.org/markup-compatibility/2006" xmlns:aink="http://schemas.microsoft.com/office/drawing/2016/ink" xmlns:am3d="http://schemas.microsoft.com/office/drawing/2017/model3d" xmlns:o="urn:schemas-microsoft-com:office:office" xmlns:oel="http://schemas.microsoft.com/office/2019/extlst" xmlns:r="http://schemas.openxmlformats.org/officeDocument/2006/relationships" xmlns:m="http://schemas.openxmlformats.org/officeDocument/2006/math" xmlns:v="urn:schemas-microsoft-com:vml" xmlns:wp14="http://schemas.microsoft.com/office/word/2010/wordprocessingDrawing" xmlns:wp="http://schemas.openxmlformats.org/drawingml/2006/wordprocessingDrawing" xmlns:w10="urn:schemas-microsoft-com:office:word" xmlns:w="http://schemas.openxmlformats.org/wordprocessingml/2006/main" xmlns:w14="http://schemas.microsoft.com/office/word/2010/wordml" xmlns:w15="http://schemas.microsoft.com/office/word/2012/wordml" xmlns:w16cex="http://schemas.microsoft.com/office/word/2018/wordml/cex" xmlns:w16cid="http://schemas.microsoft.com/office/word/2016/wordml/cid" xmlns:w16="http://schemas.microsoft.com/office/word/2018/wordml" xmlns:w16du="http://schemas.microsoft.com/office/word/2023/wordml/word16du" xmlns:w16sdtdh="http://schemas.microsoft.com/office/word/2020/wordml/sdtdatahash" xmlns:w16sdtfl="http://schemas.microsoft.com/office/word/2024/wordml/sdtformatlock" xmlns:w16se="http://schemas.microsoft.com/office/word/2015/wordml/symex" xmlns:wpg="http://schemas.microsoft.com/office/word/2010/wordprocessingGroup" xmlns:wpi="http://schemas.microsoft.com/office/word/2010/wordprocessingInk" xmlns:wne="http://schemas.microsoft.com/office/word/2006/wordml" xmlns:wps="http://schemas.microsoft.com/office/word/2010/wordprocessingShape" mc:Ignorable="w14 w15 w16se w16cid w16 w16cex w16sdtdh w16sdtfl w16du wp14">
   <w:body>
     <w:p>
       <w:pPr>
@@ -64,19 +64,25 @@
         <w:rPr>
           <w:lang w:val="es-ES"/>
         </w:rPr>
-        <w:t xml:space="preserve">Creado por: Manuel de </w:t>
-      </w:r>
-      <w:r>
-        <w:rPr>
-          <w:lang w:val="es-ES"/>
-        </w:rPr>
-        <w:t>Jesús</w:t>
-      </w:r>
-      <w:r>
-        <w:rPr>
-          <w:lang w:val="es-ES"/>
-        </w:rPr>
-        <w:t xml:space="preserve"> y Luis Alonso</w:t>
+        <w:t xml:space="preserve">Creado por: Manuel </w:t>
+      </w:r>
+      <w:r>
+        <w:rPr>
+          <w:lang w:val="es-ES"/>
+        </w:rPr>
+        <w:t>Peñaloza</w:t>
+      </w:r>
+      <w:r>
+        <w:rPr>
+          <w:lang w:val="es-ES"/>
+        </w:rPr>
+        <w:t xml:space="preserve"> y Alonso</w:t>
+      </w:r>
+      <w:r>
+        <w:rPr>
+          <w:lang w:val="es-ES"/>
+        </w:rPr>
+        <w:t xml:space="preserve"> Márquez</w:t>
       </w:r>
     </w:p>
     <w:p>
@@ -125,7 +131,7 @@
           <w:noProof/>
           <w:lang w:val="es-ES"/>
         </w:rPr>
-        <w:t>miércoles, 29 de abril de 2026</w:t>
+        <w:t>jueves, 30 de abril de 2026</w:t>
       </w:r>
       <w:r>
         <w:rPr>
@@ -524,7 +530,7 @@
           <w:noProof/>
         </w:rPr>
         <w:drawing>
-          <wp:inline distT="0" distB="0" distL="0" distR="0">
+          <wp:inline distT="0" distB="0" distL="0" distR="0" wp14:anchorId="30A1F3E9" wp14:editId="501710CE">
             <wp:extent cx="5648325" cy="2962275"/>
             <wp:effectExtent l="0" t="0" r="9525" b="9525"/>
             <wp:docPr id="2" name="Imagen 2"/>
@@ -569,6 +575,10 @@
     <w:p>
       <w:pPr>
         <w:pStyle w:val="Ttulo2"/>
+        <w:tabs>
+          <w:tab w:val="left" w:pos="1125"/>
+        </w:tabs>
+        <w:jc w:val="both"/>
         <w:rPr>
           <w:lang w:val="es-ES"/>
         </w:rPr>
@@ -579,17 +589,17 @@
         </w:rPr>
         <w:lastRenderedPageBreak/>
         <w:drawing>
-          <wp:anchor distT="0" distB="0" distL="114300" distR="114300" simplePos="0" relativeHeight="251658240" behindDoc="1" locked="0" layoutInCell="1" allowOverlap="1" wp14:anchorId="21D2AD8D" wp14:editId="2A58B1E5">
+          <wp:anchor distT="0" distB="0" distL="114300" distR="114300" simplePos="0" relativeHeight="251658240" behindDoc="0" locked="0" layoutInCell="1" allowOverlap="1" wp14:anchorId="21D2AD8D" wp14:editId="27507085">
             <wp:simplePos x="0" y="0"/>
             <wp:positionH relativeFrom="column">
-              <wp:posOffset>1757045</wp:posOffset>
+              <wp:posOffset>1367790</wp:posOffset>
             </wp:positionH>
             <wp:positionV relativeFrom="paragraph">
-              <wp:posOffset>251460</wp:posOffset>
+              <wp:posOffset>441960</wp:posOffset>
             </wp:positionV>
-            <wp:extent cx="2590165" cy="3209925"/>
-            <wp:effectExtent l="0" t="0" r="635" b="9525"/>
-            <wp:wrapSquare wrapText="bothSides"/>
+            <wp:extent cx="2329180" cy="2857500"/>
+            <wp:effectExtent l="0" t="0" r="0" b="0"/>
+            <wp:wrapTopAndBottom/>
             <wp:docPr id="3" name="Imagen 3"/>
             <wp:cNvGraphicFramePr>
               <a:graphicFrameLocks xmlns:a="http://schemas.openxmlformats.org/drawingml/2006/main" noChangeAspect="1"/>
@@ -616,7 +626,7 @@
                   <pic:spPr>
                     <a:xfrm>
                       <a:off x="0" y="0"/>
-                      <a:ext cx="2590165" cy="3209925"/>
+                      <a:ext cx="2329180" cy="2857500"/>
                     </a:xfrm>
                     <a:prstGeom prst="rect">
                       <a:avLst/>
@@ -625,9 +635,6 @@
                 </pic:pic>
               </a:graphicData>
             </a:graphic>
-            <wp14:sizeRelH relativeFrom="margin">
-              <wp14:pctWidth>0</wp14:pctWidth>
-            </wp14:sizeRelH>
             <wp14:sizeRelV relativeFrom="margin">
               <wp14:pctHeight>0</wp14:pctHeight>
             </wp14:sizeRelV>
@@ -638,13 +645,31 @@
         <w:rPr>
           <w:lang w:val="es-ES"/>
         </w:rPr>
-        <w:t>Menú Principal</w:t>
+        <w:t>MEN</w:t>
+      </w:r>
+      <w:r>
+        <w:rPr>
+          <w:lang w:val="es-ES"/>
+        </w:rPr>
+        <w:t>U</w:t>
+      </w:r>
+      <w:r>
+        <w:rPr>
+          <w:lang w:val="es-ES"/>
+        </w:rPr>
+        <w:t>PRINCIPAL</w:t>
+      </w:r>
+      <w:r>
+        <w:rPr>
+          <w:lang w:val="es-ES"/>
+        </w:rPr>
+        <w:br w:type="textWrapping" w:clear="all"/>
       </w:r>
     </w:p>
     <w:p>
       <w:pPr>
         <w:spacing w:line="360" w:lineRule="auto"/>
-        <w:jc w:val="center"/>
+        <w:jc w:val="both"/>
         <w:rPr>
           <w:lang w:val="es-ES"/>
         </w:rPr>
@@ -653,6 +678,7 @@
     <w:p>
       <w:pPr>
         <w:pStyle w:val="Ttulo2"/>
+        <w:jc w:val="both"/>
         <w:rPr>
           <w:sz w:val="36"/>
           <w:szCs w:val="36"/>
@@ -669,6 +695,7 @@
     <w:p>
       <w:pPr>
         <w:pStyle w:val="NormalWeb"/>
+        <w:jc w:val="both"/>
         <w:rPr>
           <w:lang w:val="es-ES"/>
         </w:rPr>
@@ -681,7 +708,7 @@
       </w:r>
       <w:r>
         <w:rPr>
-          <w:rStyle w:val="Textoennegrita"/>
+          <w:rStyle w:val="Fuerte"/>
           <w:lang w:val="es-ES"/>
         </w:rPr>
         <w:t>Supremo software</w:t>
@@ -696,6 +723,7 @@
     <w:p>
       <w:pPr>
         <w:pStyle w:val="NormalWeb"/>
+        <w:jc w:val="both"/>
         <w:rPr>
           <w:lang w:val="es-ES"/>
         </w:rPr>
@@ -710,6 +738,7 @@
     <w:p>
       <w:pPr>
         <w:pStyle w:val="NormalWeb"/>
+        <w:jc w:val="both"/>
         <w:rPr>
           <w:lang w:val="es-ES"/>
         </w:rPr>
@@ -724,6 +753,7 @@
     <w:p>
       <w:pPr>
         <w:pStyle w:val="Ttulo3"/>
+        <w:jc w:val="both"/>
       </w:pPr>
       <w:r>
         <w:rPr>
@@ -732,25 +762,18 @@
         <w:t>📦</w:t>
       </w:r>
       <w:r>
-        <w:t xml:space="preserve"> </w:t>
+        <w:t xml:space="preserve"> Registro de </w:t>
       </w:r>
       <w:proofErr w:type="spellStart"/>
       <w:r>
-        <w:t>Registro</w:t>
+        <w:t>Productos</w:t>
       </w:r>
       <w:proofErr w:type="spellEnd"/>
-      <w:r>
-        <w:t xml:space="preserve"> de </w:t>
-      </w:r>
-      <w:proofErr w:type="spellStart"/>
-      <w:r>
-        <w:t>Productos</w:t>
-      </w:r>
-      <w:proofErr w:type="spellEnd"/>
     </w:p>
     <w:p>
       <w:pPr>
         <w:pStyle w:val="NormalWeb"/>
+        <w:jc w:val="both"/>
         <w:rPr>
           <w:lang w:val="es-ES"/>
         </w:rPr>
@@ -765,6 +788,7 @@
     <w:p>
       <w:pPr>
         <w:pStyle w:val="Ttulo3"/>
+        <w:jc w:val="both"/>
         <w:rPr>
           <w:lang w:val="es-ES"/>
         </w:rPr>
@@ -785,6 +809,7 @@
     <w:p>
       <w:pPr>
         <w:pStyle w:val="NormalWeb"/>
+        <w:jc w:val="both"/>
         <w:rPr>
           <w:lang w:val="es-ES"/>
         </w:rPr>
@@ -799,6 +824,7 @@
     <w:p>
       <w:pPr>
         <w:pStyle w:val="Ttulo3"/>
+        <w:jc w:val="both"/>
         <w:rPr>
           <w:lang w:val="es-ES"/>
         </w:rPr>
@@ -807,6 +833,7 @@
         <w:rPr>
           <w:rFonts w:ascii="Segoe UI Symbol" w:hAnsi="Segoe UI Symbol" w:cs="Segoe UI Symbol"/>
         </w:rPr>
+        <w:lastRenderedPageBreak/>
         <w:t>📊</w:t>
       </w:r>
       <w:r>
@@ -819,6 +846,7 @@
     <w:p>
       <w:pPr>
         <w:pStyle w:val="NormalWeb"/>
+        <w:jc w:val="both"/>
         <w:rPr>
           <w:lang w:val="es-ES"/>
         </w:rPr>
@@ -833,6 +861,7 @@
     <w:p>
       <w:pPr>
         <w:pStyle w:val="Ttulo3"/>
+        <w:jc w:val="both"/>
         <w:rPr>
           <w:lang w:val="es-ES"/>
         </w:rPr>
@@ -853,12 +882,11 @@
         </w:rPr>
         <w:t xml:space="preserve"> Acerca de</w:t>
       </w:r>
-      <w:bookmarkStart w:id="0" w:name="_GoBack"/>
-      <w:bookmarkEnd w:id="0"/>
     </w:p>
     <w:p>
       <w:pPr>
         <w:pStyle w:val="NormalWeb"/>
+        <w:jc w:val="both"/>
         <w:rPr>
           <w:lang w:val="es-ES"/>
         </w:rPr>
@@ -873,7 +901,7 @@
     <w:p>
       <w:pPr>
         <w:spacing w:line="360" w:lineRule="auto"/>
-        <w:jc w:val="center"/>
+        <w:jc w:val="both"/>
         <w:rPr>
           <w:lang w:val="es-ES"/>
         </w:rPr>
@@ -896,7 +924,7 @@
 </file>
 
 <file path=word/endnotes.xml><?xml version="1.0" encoding="utf-8"?>
-<w:endnotes xmlns:wpc="http://schemas.microsoft.com/office/word/2010/wordprocessingCanvas" xmlns:cx="http://schemas.microsoft.com/office/drawing/2014/chartex" xmlns:mc="http://schemas.openxmlformats.org/markup-compatibility/2006" xmlns:o="urn:schemas-microsoft-com:office:office" xmlns:r="http://schemas.openxmlformats.org/officeDocument/2006/relationships" xmlns:m="http://schemas.openxmlformats.org/officeDocument/2006/math" xmlns:v="urn:schemas-microsoft-com:vml" xmlns:wp14="http://schemas.microsoft.com/office/word/2010/wordprocessingDrawing" xmlns:wp="http://schemas.openxmlformats.org/drawingml/2006/wordprocessingDrawing" xmlns:w10="urn:schemas-microsoft-com:office:word" xmlns:w="http://schemas.openxmlformats.org/wordprocessingml/2006/main" xmlns:w14="http://schemas.microsoft.com/office/word/2010/wordml" xmlns:w15="http://schemas.microsoft.com/office/word/2012/wordml" xmlns:w16se="http://schemas.microsoft.com/office/word/2015/wordml/symex" xmlns:wpg="http://schemas.microsoft.com/office/word/2010/wordprocessingGroup" xmlns:wpi="http://schemas.microsoft.com/office/word/2010/wordprocessingInk" xmlns:wne="http://schemas.microsoft.com/office/word/2006/wordml" xmlns:wps="http://schemas.microsoft.com/office/word/2010/wordprocessingShape" mc:Ignorable="w14 w15 w16se wp14">
+<w:endnotes xmlns:wpc="http://schemas.microsoft.com/office/word/2010/wordprocessingCanvas" xmlns:cx="http://schemas.microsoft.com/office/drawing/2014/chartex" xmlns:cx1="http://schemas.microsoft.com/office/drawing/2015/9/8/chartex" xmlns:cx2="http://schemas.microsoft.com/office/drawing/2015/10/21/chartex" xmlns:cx3="http://schemas.microsoft.com/office/drawing/2016/5/9/chartex" xmlns:cx4="http://schemas.microsoft.com/office/drawing/2016/5/10/chartex" xmlns:cx5="http://schemas.microsoft.com/office/drawing/2016/5/11/chartex" xmlns:cx6="http://schemas.microsoft.com/office/drawing/2016/5/12/chartex" xmlns:cx7="http://schemas.microsoft.com/office/drawing/2016/5/13/chartex" xmlns:cx8="http://schemas.microsoft.com/office/drawing/2016/5/14/chartex" xmlns:mc="http://schemas.openxmlformats.org/markup-compatibility/2006" xmlns:aink="http://schemas.microsoft.com/office/drawing/2016/ink" xmlns:am3d="http://schemas.microsoft.com/office/drawing/2017/model3d" xmlns:o="urn:schemas-microsoft-com:office:office" xmlns:oel="http://schemas.microsoft.com/office/2019/extlst" xmlns:r="http://schemas.openxmlformats.org/officeDocument/2006/relationships" xmlns:m="http://schemas.openxmlformats.org/officeDocument/2006/math" xmlns:v="urn:schemas-microsoft-com:vml" xmlns:wp14="http://schemas.microsoft.com/office/word/2010/wordprocessingDrawing" xmlns:wp="http://schemas.openxmlformats.org/drawingml/2006/wordprocessingDrawing" xmlns:w10="urn:schemas-microsoft-com:office:word" xmlns:w="http://schemas.openxmlformats.org/wordprocessingml/2006/main" xmlns:w14="http://schemas.microsoft.com/office/word/2010/wordml" xmlns:w15="http://schemas.microsoft.com/office/word/2012/wordml" xmlns:w16cex="http://schemas.microsoft.com/office/word/2018/wordml/cex" xmlns:w16cid="http://schemas.microsoft.com/office/word/2016/wordml/cid" xmlns:w16="http://schemas.microsoft.com/office/word/2018/wordml" xmlns:w16du="http://schemas.microsoft.com/office/word/2023/wordml/word16du" xmlns:w16sdtdh="http://schemas.microsoft.com/office/word/2020/wordml/sdtdatahash" xmlns:w16sdtfl="http://schemas.microsoft.com/office/word/2024/wordml/sdtformatlock" xmlns:w16se="http://schemas.microsoft.com/office/word/2015/wordml/symex" xmlns:wpg="http://schemas.microsoft.com/office/word/2010/wordprocessingGroup" xmlns:wpi="http://schemas.microsoft.com/office/word/2010/wordprocessingInk" xmlns:wne="http://schemas.microsoft.com/office/word/2006/wordml" xmlns:wps="http://schemas.microsoft.com/office/word/2010/wordprocessingShape" mc:Ignorable="w14 w15 w16se w16cid w16 w16cex w16sdtdh w16sdtfl w16du wp14">
   <w:endnote w:type="separator" w:id="-1">
     <w:p>
       <w:r>
@@ -915,7 +943,7 @@
 </file>
 
 <file path=word/footer1.xml><?xml version="1.0" encoding="utf-8"?>
-<w:ftr xmlns:wpc="http://schemas.microsoft.com/office/word/2010/wordprocessingCanvas" xmlns:cx="http://schemas.microsoft.com/office/drawing/2014/chartex" xmlns:mc="http://schemas.openxmlformats.org/markup-compatibility/2006" xmlns:o="urn:schemas-microsoft-com:office:office" xmlns:r="http://schemas.openxmlformats.org/officeDocument/2006/relationships" xmlns:m="http://schemas.openxmlformats.org/officeDocument/2006/math" xmlns:v="urn:schemas-microsoft-com:vml" xmlns:wp14="http://schemas.microsoft.com/office/word/2010/wordprocessingDrawing" xmlns:wp="http://schemas.openxmlformats.org/drawingml/2006/wordprocessingDrawing" xmlns:w10="urn:schemas-microsoft-com:office:word" xmlns:w="http://schemas.openxmlformats.org/wordprocessingml/2006/main" xmlns:w14="http://schemas.microsoft.com/office/word/2010/wordml" xmlns:w15="http://schemas.microsoft.com/office/word/2012/wordml" xmlns:w16se="http://schemas.microsoft.com/office/word/2015/wordml/symex" xmlns:wpg="http://schemas.microsoft.com/office/word/2010/wordprocessingGroup" xmlns:wpi="http://schemas.microsoft.com/office/word/2010/wordprocessingInk" xmlns:wne="http://schemas.microsoft.com/office/word/2006/wordml" xmlns:wps="http://schemas.microsoft.com/office/word/2010/wordprocessingShape" mc:Ignorable="w14 w15 w16se wp14">
+<w:ftr xmlns:wpc="http://schemas.microsoft.com/office/word/2010/wordprocessingCanvas" xmlns:cx="http://schemas.microsoft.com/office/drawing/2014/chartex" xmlns:cx1="http://schemas.microsoft.com/office/drawing/2015/9/8/chartex" xmlns:cx2="http://schemas.microsoft.com/office/drawing/2015/10/21/chartex" xmlns:cx3="http://schemas.microsoft.com/office/drawing/2016/5/9/chartex" xmlns:cx4="http://schemas.microsoft.com/office/drawing/2016/5/10/chartex" xmlns:cx5="http://schemas.microsoft.com/office/drawing/2016/5/11/chartex" xmlns:cx6="http://schemas.microsoft.com/office/drawing/2016/5/12/chartex" xmlns:cx7="http://schemas.microsoft.com/office/drawing/2016/5/13/chartex" xmlns:cx8="http://schemas.microsoft.com/office/drawing/2016/5/14/chartex" xmlns:mc="http://schemas.openxmlformats.org/markup-compatibility/2006" xmlns:aink="http://schemas.microsoft.com/office/drawing/2016/ink" xmlns:am3d="http://schemas.microsoft.com/office/drawing/2017/model3d" xmlns:o="urn:schemas-microsoft-com:office:office" xmlns:oel="http://schemas.microsoft.com/office/2019/extlst" xmlns:r="http://schemas.openxmlformats.org/officeDocument/2006/relationships" xmlns:m="http://schemas.openxmlformats.org/officeDocument/2006/math" xmlns:v="urn:schemas-microsoft-com:vml" xmlns:wp14="http://schemas.microsoft.com/office/word/2010/wordprocessingDrawing" xmlns:wp="http://schemas.openxmlformats.org/drawingml/2006/wordprocessingDrawing" xmlns:w10="urn:schemas-microsoft-com:office:word" xmlns:w="http://schemas.openxmlformats.org/wordprocessingml/2006/main" xmlns:w14="http://schemas.microsoft.com/office/word/2010/wordml" xmlns:w15="http://schemas.microsoft.com/office/word/2012/wordml" xmlns:w16cex="http://schemas.microsoft.com/office/word/2018/wordml/cex" xmlns:w16cid="http://schemas.microsoft.com/office/word/2016/wordml/cid" xmlns:w16="http://schemas.microsoft.com/office/word/2018/wordml" xmlns:w16du="http://schemas.microsoft.com/office/word/2023/wordml/word16du" xmlns:w16sdtdh="http://schemas.microsoft.com/office/word/2020/wordml/sdtdatahash" xmlns:w16sdtfl="http://schemas.microsoft.com/office/word/2024/wordml/sdtformatlock" xmlns:w16se="http://schemas.microsoft.com/office/word/2015/wordml/symex" xmlns:wpg="http://schemas.microsoft.com/office/word/2010/wordprocessingGroup" xmlns:wpi="http://schemas.microsoft.com/office/word/2010/wordprocessingInk" xmlns:wne="http://schemas.microsoft.com/office/word/2006/wordml" xmlns:wps="http://schemas.microsoft.com/office/word/2010/wordprocessingShape" mc:Ignorable="w14 w15 w16se w16cid w16 w16cex w16sdtdh w16sdtfl w16du wp14">
   <w:p>
     <w:pPr>
       <w:pStyle w:val="Piedepgina"/>
@@ -925,7 +953,7 @@
 </file>
 
 <file path=word/footer2.xml><?xml version="1.0" encoding="utf-8"?>
-<w:ftr xmlns:wpc="http://schemas.microsoft.com/office/word/2010/wordprocessingCanvas" xmlns:cx="http://schemas.microsoft.com/office/drawing/2014/chartex" xmlns:mc="http://schemas.openxmlformats.org/markup-compatibility/2006" xmlns:o="urn:schemas-microsoft-com:office:office" xmlns:r="http://schemas.openxmlformats.org/officeDocument/2006/relationships" xmlns:m="http://schemas.openxmlformats.org/officeDocument/2006/math" xmlns:v="urn:schemas-microsoft-com:vml" xmlns:wp14="http://schemas.microsoft.com/office/word/2010/wordprocessingDrawing" xmlns:wp="http://schemas.openxmlformats.org/drawingml/2006/wordprocessingDrawing" xmlns:w10="urn:schemas-microsoft-com:office:word" xmlns:w="http://schemas.openxmlformats.org/wordprocessingml/2006/main" xmlns:w14="http://schemas.microsoft.com/office/word/2010/wordml" xmlns:w15="http://schemas.microsoft.com/office/word/2012/wordml" xmlns:w16se="http://schemas.microsoft.com/office/word/2015/wordml/symex" xmlns:wpg="http://schemas.microsoft.com/office/word/2010/wordprocessingGroup" xmlns:wpi="http://schemas.microsoft.com/office/word/2010/wordprocessingInk" xmlns:wne="http://schemas.microsoft.com/office/word/2006/wordml" xmlns:wps="http://schemas.microsoft.com/office/word/2010/wordprocessingShape" mc:Ignorable="w14 w15 w16se wp14">
+<w:ftr xmlns:wpc="http://schemas.microsoft.com/office/word/2010/wordprocessingCanvas" xmlns:cx="http://schemas.microsoft.com/office/drawing/2014/chartex" xmlns:cx1="http://schemas.microsoft.com/office/drawing/2015/9/8/chartex" xmlns:cx2="http://schemas.microsoft.com/office/drawing/2015/10/21/chartex" xmlns:cx3="http://schemas.microsoft.com/office/drawing/2016/5/9/chartex" xmlns:cx4="http://schemas.microsoft.com/office/drawing/2016/5/10/chartex" xmlns:cx5="http://schemas.microsoft.com/office/drawing/2016/5/11/chartex" xmlns:cx6="http://schemas.microsoft.com/office/drawing/2016/5/12/chartex" xmlns:cx7="http://schemas.microsoft.com/office/drawing/2016/5/13/chartex" xmlns:cx8="http://schemas.microsoft.com/office/drawing/2016/5/14/chartex" xmlns:mc="http://schemas.openxmlformats.org/markup-compatibility/2006" xmlns:aink="http://schemas.microsoft.com/office/drawing/2016/ink" xmlns:am3d="http://schemas.microsoft.com/office/drawing/2017/model3d" xmlns:o="urn:schemas-microsoft-com:office:office" xmlns:oel="http://schemas.microsoft.com/office/2019/extlst" xmlns:r="http://schemas.openxmlformats.org/officeDocument/2006/relationships" xmlns:m="http://schemas.openxmlformats.org/officeDocument/2006/math" xmlns:v="urn:schemas-microsoft-com:vml" xmlns:wp14="http://schemas.microsoft.com/office/word/2010/wordprocessingDrawing" xmlns:wp="http://schemas.openxmlformats.org/drawingml/2006/wordprocessingDrawing" xmlns:w10="urn:schemas-microsoft-com:office:word" xmlns:w="http://schemas.openxmlformats.org/wordprocessingml/2006/main" xmlns:w14="http://schemas.microsoft.com/office/word/2010/wordml" xmlns:w15="http://schemas.microsoft.com/office/word/2012/wordml" xmlns:w16cex="http://schemas.microsoft.com/office/word/2018/wordml/cex" xmlns:w16cid="http://schemas.microsoft.com/office/word/2016/wordml/cid" xmlns:w16="http://schemas.microsoft.com/office/word/2018/wordml" xmlns:w16du="http://schemas.microsoft.com/office/word/2023/wordml/word16du" xmlns:w16sdtdh="http://schemas.microsoft.com/office/word/2020/wordml/sdtdatahash" xmlns:w16sdtfl="http://schemas.microsoft.com/office/word/2024/wordml/sdtformatlock" xmlns:w16se="http://schemas.microsoft.com/office/word/2015/wordml/symex" xmlns:wpg="http://schemas.microsoft.com/office/word/2010/wordprocessingGroup" xmlns:wpi="http://schemas.microsoft.com/office/word/2010/wordprocessingInk" xmlns:wne="http://schemas.microsoft.com/office/word/2006/wordml" xmlns:wps="http://schemas.microsoft.com/office/word/2010/wordprocessingShape" mc:Ignorable="w14 w15 w16se w16cid w16 w16cex w16sdtdh w16sdtfl w16du wp14">
   <w:tbl>
     <w:tblPr>
       <w:tblW w:w="5000" w:type="pct"/>
@@ -979,7 +1007,6 @@
               <w:dataBinding w:prefixMappings="xmlns:ns0='http://purl.org/dc/elements/1.1/' xmlns:ns1='http://schemas.openxmlformats.org/package/2006/metadata/core-properties' " w:xpath="/ns1:coreProperties[1]/ns0:creator[1]" w:storeItemID="{6C3C8BC8-F283-45AE-878A-BAB7291924A1}"/>
               <w:text/>
             </w:sdtPr>
-            <w:sdtEndPr/>
             <w:sdtContent>
               <w:r>
                 <w:rPr>
@@ -1060,7 +1087,7 @@
 </file>
 
 <file path=word/footer3.xml><?xml version="1.0" encoding="utf-8"?>
-<w:ftr xmlns:wpc="http://schemas.microsoft.com/office/word/2010/wordprocessingCanvas" xmlns:cx="http://schemas.microsoft.com/office/drawing/2014/chartex" xmlns:mc="http://schemas.openxmlformats.org/markup-compatibility/2006" xmlns:o="urn:schemas-microsoft-com:office:office" xmlns:r="http://schemas.openxmlformats.org/officeDocument/2006/relationships" xmlns:m="http://schemas.openxmlformats.org/officeDocument/2006/math" xmlns:v="urn:schemas-microsoft-com:vml" xmlns:wp14="http://schemas.microsoft.com/office/word/2010/wordprocessingDrawing" xmlns:wp="http://schemas.openxmlformats.org/drawingml/2006/wordprocessingDrawing" xmlns:w10="urn:schemas-microsoft-com:office:word" xmlns:w="http://schemas.openxmlformats.org/wordprocessingml/2006/main" xmlns:w14="http://schemas.microsoft.com/office/word/2010/wordml" xmlns:w15="http://schemas.microsoft.com/office/word/2012/wordml" xmlns:w16se="http://schemas.microsoft.com/office/word/2015/wordml/symex" xmlns:wpg="http://schemas.microsoft.com/office/word/2010/wordprocessingGroup" xmlns:wpi="http://schemas.microsoft.com/office/word/2010/wordprocessingInk" xmlns:wne="http://schemas.microsoft.com/office/word/2006/wordml" xmlns:wps="http://schemas.microsoft.com/office/word/2010/wordprocessingShape" mc:Ignorable="w14 w15 w16se wp14">
+<w:ftr xmlns:wpc="http://schemas.microsoft.com/office/word/2010/wordprocessingCanvas" xmlns:cx="http://schemas.microsoft.com/office/drawing/2014/chartex" xmlns:cx1="http://schemas.microsoft.com/office/drawing/2015/9/8/chartex" xmlns:cx2="http://schemas.microsoft.com/office/drawing/2015/10/21/chartex" xmlns:cx3="http://schemas.microsoft.com/office/drawing/2016/5/9/chartex" xmlns:cx4="http://schemas.microsoft.com/office/drawing/2016/5/10/chartex" xmlns:cx5="http://schemas.microsoft.com/office/drawing/2016/5/11/chartex" xmlns:cx6="http://schemas.microsoft.com/office/drawing/2016/5/12/chartex" xmlns:cx7="http://schemas.microsoft.com/office/drawing/2016/5/13/chartex" xmlns:cx8="http://schemas.microsoft.com/office/drawing/2016/5/14/chartex" xmlns:mc="http://schemas.openxmlformats.org/markup-compatibility/2006" xmlns:aink="http://schemas.microsoft.com/office/drawing/2016/ink" xmlns:am3d="http://schemas.microsoft.com/office/drawing/2017/model3d" xmlns:o="urn:schemas-microsoft-com:office:office" xmlns:oel="http://schemas.microsoft.com/office/2019/extlst" xmlns:r="http://schemas.openxmlformats.org/officeDocument/2006/relationships" xmlns:m="http://schemas.openxmlformats.org/officeDocument/2006/math" xmlns:v="urn:schemas-microsoft-com:vml" xmlns:wp14="http://schemas.microsoft.com/office/word/2010/wordprocessingDrawing" xmlns:wp="http://schemas.openxmlformats.org/drawingml/2006/wordprocessingDrawing" xmlns:w10="urn:schemas-microsoft-com:office:word" xmlns:w="http://schemas.openxmlformats.org/wordprocessingml/2006/main" xmlns:w14="http://schemas.microsoft.com/office/word/2010/wordml" xmlns:w15="http://schemas.microsoft.com/office/word/2012/wordml" xmlns:w16cex="http://schemas.microsoft.com/office/word/2018/wordml/cex" xmlns:w16cid="http://schemas.microsoft.com/office/word/2016/wordml/cid" xmlns:w16="http://schemas.microsoft.com/office/word/2018/wordml" xmlns:w16du="http://schemas.microsoft.com/office/word/2023/wordml/word16du" xmlns:w16sdtdh="http://schemas.microsoft.com/office/word/2020/wordml/sdtdatahash" xmlns:w16sdtfl="http://schemas.microsoft.com/office/word/2024/wordml/sdtformatlock" xmlns:w16se="http://schemas.microsoft.com/office/word/2015/wordml/symex" xmlns:wpg="http://schemas.microsoft.com/office/word/2010/wordprocessingGroup" xmlns:wpi="http://schemas.microsoft.com/office/word/2010/wordprocessingInk" xmlns:wne="http://schemas.microsoft.com/office/word/2006/wordml" xmlns:wps="http://schemas.microsoft.com/office/word/2010/wordprocessingShape" mc:Ignorable="w14 w15 w16se w16cid w16 w16cex w16sdtdh w16sdtfl w16du wp14">
   <w:p>
     <w:pPr>
       <w:pStyle w:val="Piedepgina"/>
@@ -1070,7 +1097,7 @@
 </file>
 
 <file path=word/footnotes.xml><?xml version="1.0" encoding="utf-8"?>
-<w:footnotes xmlns:wpc="http://schemas.microsoft.com/office/word/2010/wordprocessingCanvas" xmlns:cx="http://schemas.microsoft.com/office/drawing/2014/chartex" xmlns:mc="http://schemas.openxmlformats.org/markup-compatibility/2006" xmlns:o="urn:schemas-microsoft-com:office:office" xmlns:r="http://schemas.openxmlformats.org/officeDocument/2006/relationships" xmlns:m="http://schemas.openxmlformats.org/officeDocument/2006/math" xmlns:v="urn:schemas-microsoft-com:vml" xmlns:wp14="http://schemas.microsoft.com/office/word/2010/wordprocessingDrawing" xmlns:wp="http://schemas.openxmlformats.org/drawingml/2006/wordprocessingDrawing" xmlns:w10="urn:schemas-microsoft-com:office:word" xmlns:w="http://schemas.openxmlformats.org/wordprocessingml/2006/main" xmlns:w14="http://schemas.microsoft.com/office/word/2010/wordml" xmlns:w15="http://schemas.microsoft.com/office/word/2012/wordml" xmlns:w16se="http://schemas.microsoft.com/office/word/2015/wordml/symex" xmlns:wpg="http://schemas.microsoft.com/office/word/2010/wordprocessingGroup" xmlns:wpi="http://schemas.microsoft.com/office/word/2010/wordprocessingInk" xmlns:wne="http://schemas.microsoft.com/office/word/2006/wordml" xmlns:wps="http://schemas.microsoft.com/office/word/2010/wordprocessingShape" mc:Ignorable="w14 w15 w16se wp14">
+<w:footnotes xmlns:wpc="http://schemas.microsoft.com/office/word/2010/wordprocessingCanvas" xmlns:cx="http://schemas.microsoft.com/office/drawing/2014/chartex" xmlns:cx1="http://schemas.microsoft.com/office/drawing/2015/9/8/chartex" xmlns:cx2="http://schemas.microsoft.com/office/drawing/2015/10/21/chartex" xmlns:cx3="http://schemas.microsoft.com/office/drawing/2016/5/9/chartex" xmlns:cx4="http://schemas.microsoft.com/office/drawing/2016/5/10/chartex" xmlns:cx5="http://schemas.microsoft.com/office/drawing/2016/5/11/chartex" xmlns:cx6="http://schemas.microsoft.com/office/drawing/2016/5/12/chartex" xmlns:cx7="http://schemas.microsoft.com/office/drawing/2016/5/13/chartex" xmlns:cx8="http://schemas.microsoft.com/office/drawing/2016/5/14/chartex" xmlns:mc="http://schemas.openxmlformats.org/markup-compatibility/2006" xmlns:aink="http://schemas.microsoft.com/office/drawing/2016/ink" xmlns:am3d="http://schemas.microsoft.com/office/drawing/2017/model3d" xmlns:o="urn:schemas-microsoft-com:office:office" xmlns:oel="http://schemas.microsoft.com/office/2019/extlst" xmlns:r="http://schemas.openxmlformats.org/officeDocument/2006/relationships" xmlns:m="http://schemas.openxmlformats.org/officeDocument/2006/math" xmlns:v="urn:schemas-microsoft-com:vml" xmlns:wp14="http://schemas.microsoft.com/office/word/2010/wordprocessingDrawing" xmlns:wp="http://schemas.openxmlformats.org/drawingml/2006/wordprocessingDrawing" xmlns:w10="urn:schemas-microsoft-com:office:word" xmlns:w="http://schemas.openxmlformats.org/wordprocessingml/2006/main" xmlns:w14="http://schemas.microsoft.com/office/word/2010/wordml" xmlns:w15="http://schemas.microsoft.com/office/word/2012/wordml" xmlns:w16cex="http://schemas.microsoft.com/office/word/2018/wordml/cex" xmlns:w16cid="http://schemas.microsoft.com/office/word/2016/wordml/cid" xmlns:w16="http://schemas.microsoft.com/office/word/2018/wordml" xmlns:w16du="http://schemas.microsoft.com/office/word/2023/wordml/word16du" xmlns:w16sdtdh="http://schemas.microsoft.com/office/word/2020/wordml/sdtdatahash" xmlns:w16sdtfl="http://schemas.microsoft.com/office/word/2024/wordml/sdtformatlock" xmlns:w16se="http://schemas.microsoft.com/office/word/2015/wordml/symex" xmlns:wpg="http://schemas.microsoft.com/office/word/2010/wordprocessingGroup" xmlns:wpi="http://schemas.microsoft.com/office/word/2010/wordprocessingInk" xmlns:wne="http://schemas.microsoft.com/office/word/2006/wordml" xmlns:wps="http://schemas.microsoft.com/office/word/2010/wordprocessingShape" mc:Ignorable="w14 w15 w16se w16cid w16 w16cex w16sdtdh w16sdtfl w16du wp14">
   <w:footnote w:type="separator" w:id="-1">
     <w:p>
       <w:r>
@@ -1089,7 +1116,7 @@
 </file>
 
 <file path=word/header1.xml><?xml version="1.0" encoding="utf-8"?>
-<w:hdr xmlns:wpc="http://schemas.microsoft.com/office/word/2010/wordprocessingCanvas" xmlns:cx="http://schemas.microsoft.com/office/drawing/2014/chartex" xmlns:mc="http://schemas.openxmlformats.org/markup-compatibility/2006" xmlns:o="urn:schemas-microsoft-com:office:office" xmlns:r="http://schemas.openxmlformats.org/officeDocument/2006/relationships" xmlns:m="http://schemas.openxmlformats.org/officeDocument/2006/math" xmlns:v="urn:schemas-microsoft-com:vml" xmlns:wp14="http://schemas.microsoft.com/office/word/2010/wordprocessingDrawing" xmlns:wp="http://schemas.openxmlformats.org/drawingml/2006/wordprocessingDrawing" xmlns:w10="urn:schemas-microsoft-com:office:word" xmlns:w="http://schemas.openxmlformats.org/wordprocessingml/2006/main" xmlns:w14="http://schemas.microsoft.com/office/word/2010/wordml" xmlns:w15="http://schemas.microsoft.com/office/word/2012/wordml" xmlns:w16se="http://schemas.microsoft.com/office/word/2015/wordml/symex" xmlns:wpg="http://schemas.microsoft.com/office/word/2010/wordprocessingGroup" xmlns:wpi="http://schemas.microsoft.com/office/word/2010/wordprocessingInk" xmlns:wne="http://schemas.microsoft.com/office/word/2006/wordml" xmlns:wps="http://schemas.microsoft.com/office/word/2010/wordprocessingShape" mc:Ignorable="w14 w15 w16se wp14">
+<w:hdr xmlns:wpc="http://schemas.microsoft.com/office/word/2010/wordprocessingCanvas" xmlns:cx="http://schemas.microsoft.com/office/drawing/2014/chartex" xmlns:cx1="http://schemas.microsoft.com/office/drawing/2015/9/8/chartex" xmlns:cx2="http://schemas.microsoft.com/office/drawing/2015/10/21/chartex" xmlns:cx3="http://schemas.microsoft.com/office/drawing/2016/5/9/chartex" xmlns:cx4="http://schemas.microsoft.com/office/drawing/2016/5/10/chartex" xmlns:cx5="http://schemas.microsoft.com/office/drawing/2016/5/11/chartex" xmlns:cx6="http://schemas.microsoft.com/office/drawing/2016/5/12/chartex" xmlns:cx7="http://schemas.microsoft.com/office/drawing/2016/5/13/chartex" xmlns:cx8="http://schemas.microsoft.com/office/drawing/2016/5/14/chartex" xmlns:mc="http://schemas.openxmlformats.org/markup-compatibility/2006" xmlns:aink="http://schemas.microsoft.com/office/drawing/2016/ink" xmlns:am3d="http://schemas.microsoft.com/office/drawing/2017/model3d" xmlns:o="urn:schemas-microsoft-com:office:office" xmlns:oel="http://schemas.microsoft.com/office/2019/extlst" xmlns:r="http://schemas.openxmlformats.org/officeDocument/2006/relationships" xmlns:m="http://schemas.openxmlformats.org/officeDocument/2006/math" xmlns:v="urn:schemas-microsoft-com:vml" xmlns:wp14="http://schemas.microsoft.com/office/word/2010/wordprocessingDrawing" xmlns:wp="http://schemas.openxmlformats.org/drawingml/2006/wordprocessingDrawing" xmlns:w10="urn:schemas-microsoft-com:office:word" xmlns:w="http://schemas.openxmlformats.org/wordprocessingml/2006/main" xmlns:w14="http://schemas.microsoft.com/office/word/2010/wordml" xmlns:w15="http://schemas.microsoft.com/office/word/2012/wordml" xmlns:w16cex="http://schemas.microsoft.com/office/word/2018/wordml/cex" xmlns:w16cid="http://schemas.microsoft.com/office/word/2016/wordml/cid" xmlns:w16="http://schemas.microsoft.com/office/word/2018/wordml" xmlns:w16du="http://schemas.microsoft.com/office/word/2023/wordml/word16du" xmlns:w16sdtdh="http://schemas.microsoft.com/office/word/2020/wordml/sdtdatahash" xmlns:w16sdtfl="http://schemas.microsoft.com/office/word/2024/wordml/sdtformatlock" xmlns:w16se="http://schemas.microsoft.com/office/word/2015/wordml/symex" xmlns:wpg="http://schemas.microsoft.com/office/word/2010/wordprocessingGroup" xmlns:wpi="http://schemas.microsoft.com/office/word/2010/wordprocessingInk" xmlns:wne="http://schemas.microsoft.com/office/word/2006/wordml" xmlns:wps="http://schemas.microsoft.com/office/word/2010/wordprocessingShape" mc:Ignorable="w14 w15 w16se w16cid w16 w16cex w16sdtdh w16sdtfl w16du wp14">
   <w:p>
     <w:pPr>
       <w:pStyle w:val="Encabezado"/>
@@ -1098,7 +1125,7 @@
       <w:rPr>
         <w:noProof/>
       </w:rPr>
-      <w:pict>
+      <w:pict w14:anchorId="6BCF09B2">
         <v:shapetype id="_x0000_t136" coordsize="21600,21600" o:spt="136" adj="10800" path="m@7,l@8,m@5,21600l@6,21600e">
           <v:formulas>
             <v:f eqn="sum #0 0 10800"/>
@@ -1123,7 +1150,7 @@
           </v:handles>
           <o:lock v:ext="edit" text="t" shapetype="t"/>
         </v:shapetype>
-        <v:shape id="PowerPlusWaterMarkObject286978485" o:spid="_x0000_s2059" type="#_x0000_t136" style="position:absolute;margin-left:0;margin-top:0;width:489.55pt;height:133.5pt;rotation:315;z-index:-251655168;mso-position-horizontal:center;mso-position-horizontal-relative:margin;mso-position-vertical:center;mso-position-vertical-relative:margin" o:allowincell="f" fillcolor="silver" stroked="f">
+        <v:shape id="PowerPlusWaterMarkObject286978485" o:spid="_x0000_s1035" type="#_x0000_t136" style="position:absolute;margin-left:0;margin-top:0;width:489.55pt;height:133.5pt;rotation:315;z-index:-251655168;mso-position-horizontal:center;mso-position-horizontal-relative:margin;mso-position-vertical:center;mso-position-vertical-relative:margin" o:allowincell="f" fillcolor="silver" stroked="f">
           <v:fill opacity=".5"/>
           <v:textpath style="font-family:&quot;Calibri&quot;;font-size:1pt" string="MANUEL y Luis"/>
           <w10:wrap anchorx="margin" anchory="margin"/>
@@ -1135,7 +1162,7 @@
 </file>
 
 <file path=word/header2.xml><?xml version="1.0" encoding="utf-8"?>
-<w:hdr xmlns:wpc="http://schemas.microsoft.com/office/word/2010/wordprocessingCanvas" xmlns:cx="http://schemas.microsoft.com/office/drawing/2014/chartex" xmlns:mc="http://schemas.openxmlformats.org/markup-compatibility/2006" xmlns:o="urn:schemas-microsoft-com:office:office" xmlns:r="http://schemas.openxmlformats.org/officeDocument/2006/relationships" xmlns:m="http://schemas.openxmlformats.org/officeDocument/2006/math" xmlns:v="urn:schemas-microsoft-com:vml" xmlns:wp14="http://schemas.microsoft.com/office/word/2010/wordprocessingDrawing" xmlns:wp="http://schemas.openxmlformats.org/drawingml/2006/wordprocessingDrawing" xmlns:w10="urn:schemas-microsoft-com:office:word" xmlns:w="http://schemas.openxmlformats.org/wordprocessingml/2006/main" xmlns:w14="http://schemas.microsoft.com/office/word/2010/wordml" xmlns:w15="http://schemas.microsoft.com/office/word/2012/wordml" xmlns:w16se="http://schemas.microsoft.com/office/word/2015/wordml/symex" xmlns:wpg="http://schemas.microsoft.com/office/word/2010/wordprocessingGroup" xmlns:wpi="http://schemas.microsoft.com/office/word/2010/wordprocessingInk" xmlns:wne="http://schemas.microsoft.com/office/word/2006/wordml" xmlns:wps="http://schemas.microsoft.com/office/word/2010/wordprocessingShape" mc:Ignorable="w14 w15 w16se wp14">
+<w:hdr xmlns:wpc="http://schemas.microsoft.com/office/word/2010/wordprocessingCanvas" xmlns:cx="http://schemas.microsoft.com/office/drawing/2014/chartex" xmlns:cx1="http://schemas.microsoft.com/office/drawing/2015/9/8/chartex" xmlns:cx2="http://schemas.microsoft.com/office/drawing/2015/10/21/chartex" xmlns:cx3="http://schemas.microsoft.com/office/drawing/2016/5/9/chartex" xmlns:cx4="http://schemas.microsoft.com/office/drawing/2016/5/10/chartex" xmlns:cx5="http://schemas.microsoft.com/office/drawing/2016/5/11/chartex" xmlns:cx6="http://schemas.microsoft.com/office/drawing/2016/5/12/chartex" xmlns:cx7="http://schemas.microsoft.com/office/drawing/2016/5/13/chartex" xmlns:cx8="http://schemas.microsoft.com/office/drawing/2016/5/14/chartex" xmlns:mc="http://schemas.openxmlformats.org/markup-compatibility/2006" xmlns:aink="http://schemas.microsoft.com/office/drawing/2016/ink" xmlns:am3d="http://schemas.microsoft.com/office/drawing/2017/model3d" xmlns:o="urn:schemas-microsoft-com:office:office" xmlns:oel="http://schemas.microsoft.com/office/2019/extlst" xmlns:r="http://schemas.openxmlformats.org/officeDocument/2006/relationships" xmlns:m="http://schemas.openxmlformats.org/officeDocument/2006/math" xmlns:v="urn:schemas-microsoft-com:vml" xmlns:wp14="http://schemas.microsoft.com/office/word/2010/wordprocessingDrawing" xmlns:wp="http://schemas.openxmlformats.org/drawingml/2006/wordprocessingDrawing" xmlns:w10="urn:schemas-microsoft-com:office:word" xmlns:w="http://schemas.openxmlformats.org/wordprocessingml/2006/main" xmlns:w14="http://schemas.microsoft.com/office/word/2010/wordml" xmlns:w15="http://schemas.microsoft.com/office/word/2012/wordml" xmlns:w16cex="http://schemas.microsoft.com/office/word/2018/wordml/cex" xmlns:w16cid="http://schemas.microsoft.com/office/word/2016/wordml/cid" xmlns:w16="http://schemas.microsoft.com/office/word/2018/wordml" xmlns:w16du="http://schemas.microsoft.com/office/word/2023/wordml/word16du" xmlns:w16sdtdh="http://schemas.microsoft.com/office/word/2020/wordml/sdtdatahash" xmlns:w16sdtfl="http://schemas.microsoft.com/office/word/2024/wordml/sdtformatlock" xmlns:w16se="http://schemas.microsoft.com/office/word/2015/wordml/symex" xmlns:wpg="http://schemas.microsoft.com/office/word/2010/wordprocessingGroup" xmlns:wpi="http://schemas.microsoft.com/office/word/2010/wordprocessingInk" xmlns:wne="http://schemas.microsoft.com/office/word/2006/wordml" xmlns:wps="http://schemas.microsoft.com/office/word/2010/wordprocessingShape" mc:Ignorable="w14 w15 w16se w16cid w16 w16cex w16sdtdh w16sdtfl w16du wp14">
   <w:tbl>
     <w:tblPr>
       <w:tblW w:w="5000" w:type="pct"/>
@@ -1211,7 +1238,6 @@
               <w:dataBinding w:prefixMappings="xmlns:ns0='http://purl.org/dc/elements/1.1/' xmlns:ns1='http://schemas.openxmlformats.org/package/2006/metadata/core-properties' " w:xpath="/ns1:coreProperties[1]/ns0:title[1]" w:storeItemID="{6C3C8BC8-F283-45AE-878A-BAB7291924A1}"/>
               <w:text/>
             </w:sdtPr>
-            <w:sdtEndPr/>
             <w:sdtContent>
               <w:r>
                 <w:rPr>
@@ -1234,7 +1260,7 @@
       <w:rPr>
         <w:noProof/>
       </w:rPr>
-      <w:pict>
+      <w:pict w14:anchorId="00B3E1C3">
         <v:shapetype id="_x0000_t136" coordsize="21600,21600" o:spt="136" adj="10800" path="m@7,l@8,m@5,21600l@6,21600e">
           <v:formulas>
             <v:f eqn="sum #0 0 10800"/>
@@ -1259,7 +1285,7 @@
           </v:handles>
           <o:lock v:ext="edit" text="t" shapetype="t"/>
         </v:shapetype>
-        <v:shape id="PowerPlusWaterMarkObject286978486" o:spid="_x0000_s2060" type="#_x0000_t136" style="position:absolute;margin-left:0;margin-top:0;width:489.55pt;height:133.5pt;rotation:315;z-index:-251653120;mso-position-horizontal:center;mso-position-horizontal-relative:margin;mso-position-vertical:center;mso-position-vertical-relative:margin" o:allowincell="f" fillcolor="silver" stroked="f">
+        <v:shape id="PowerPlusWaterMarkObject286978486" o:spid="_x0000_s1036" type="#_x0000_t136" style="position:absolute;margin-left:0;margin-top:0;width:489.55pt;height:133.5pt;rotation:315;z-index:-251653120;mso-position-horizontal:center;mso-position-horizontal-relative:margin;mso-position-vertical:center;mso-position-vertical-relative:margin" o:allowincell="f" fillcolor="silver" stroked="f">
           <v:fill opacity=".5"/>
           <v:textpath style="font-family:&quot;Calibri&quot;;font-size:1pt" string="MANUEL y Luis"/>
           <w10:wrap anchorx="margin" anchory="margin"/>
@@ -1271,7 +1297,7 @@
 </file>
 
 <file path=word/header3.xml><?xml version="1.0" encoding="utf-8"?>
-<w:hdr xmlns:wpc="http://schemas.microsoft.com/office/word/2010/wordprocessingCanvas" xmlns:cx="http://schemas.microsoft.com/office/drawing/2014/chartex" xmlns:mc="http://schemas.openxmlformats.org/markup-compatibility/2006" xmlns:o="urn:schemas-microsoft-com:office:office" xmlns:r="http://schemas.openxmlformats.org/officeDocument/2006/relationships" xmlns:m="http://schemas.openxmlformats.org/officeDocument/2006/math" xmlns:v="urn:schemas-microsoft-com:vml" xmlns:wp14="http://schemas.microsoft.com/office/word/2010/wordprocessingDrawing" xmlns:wp="http://schemas.openxmlformats.org/drawingml/2006/wordprocessingDrawing" xmlns:w10="urn:schemas-microsoft-com:office:word" xmlns:w="http://schemas.openxmlformats.org/wordprocessingml/2006/main" xmlns:w14="http://schemas.microsoft.com/office/word/2010/wordml" xmlns:w15="http://schemas.microsoft.com/office/word/2012/wordml" xmlns:w16se="http://schemas.microsoft.com/office/word/2015/wordml/symex" xmlns:wpg="http://schemas.microsoft.com/office/word/2010/wordprocessingGroup" xmlns:wpi="http://schemas.microsoft.com/office/word/2010/wordprocessingInk" xmlns:wne="http://schemas.microsoft.com/office/word/2006/wordml" xmlns:wps="http://schemas.microsoft.com/office/word/2010/wordprocessingShape" mc:Ignorable="w14 w15 w16se wp14">
+<w:hdr xmlns:wpc="http://schemas.microsoft.com/office/word/2010/wordprocessingCanvas" xmlns:cx="http://schemas.microsoft.com/office/drawing/2014/chartex" xmlns:cx1="http://schemas.microsoft.com/office/drawing/2015/9/8/chartex" xmlns:cx2="http://schemas.microsoft.com/office/drawing/2015/10/21/chartex" xmlns:cx3="http://schemas.microsoft.com/office/drawing/2016/5/9/chartex" xmlns:cx4="http://schemas.microsoft.com/office/drawing/2016/5/10/chartex" xmlns:cx5="http://schemas.microsoft.com/office/drawing/2016/5/11/chartex" xmlns:cx6="http://schemas.microsoft.com/office/drawing/2016/5/12/chartex" xmlns:cx7="http://schemas.microsoft.com/office/drawing/2016/5/13/chartex" xmlns:cx8="http://schemas.microsoft.com/office/drawing/2016/5/14/chartex" xmlns:mc="http://schemas.openxmlformats.org/markup-compatibility/2006" xmlns:aink="http://schemas.microsoft.com/office/drawing/2016/ink" xmlns:am3d="http://schemas.microsoft.com/office/drawing/2017/model3d" xmlns:o="urn:schemas-microsoft-com:office:office" xmlns:oel="http://schemas.microsoft.com/office/2019/extlst" xmlns:r="http://schemas.openxmlformats.org/officeDocument/2006/relationships" xmlns:m="http://schemas.openxmlformats.org/officeDocument/2006/math" xmlns:v="urn:schemas-microsoft-com:vml" xmlns:wp14="http://schemas.microsoft.com/office/word/2010/wordprocessingDrawing" xmlns:wp="http://schemas.openxmlformats.org/drawingml/2006/wordprocessingDrawing" xmlns:w10="urn:schemas-microsoft-com:office:word" xmlns:w="http://schemas.openxmlformats.org/wordprocessingml/2006/main" xmlns:w14="http://schemas.microsoft.com/office/word/2010/wordml" xmlns:w15="http://schemas.microsoft.com/office/word/2012/wordml" xmlns:w16cex="http://schemas.microsoft.com/office/word/2018/wordml/cex" xmlns:w16cid="http://schemas.microsoft.com/office/word/2016/wordml/cid" xmlns:w16="http://schemas.microsoft.com/office/word/2018/wordml" xmlns:w16du="http://schemas.microsoft.com/office/word/2023/wordml/word16du" xmlns:w16sdtdh="http://schemas.microsoft.com/office/word/2020/wordml/sdtdatahash" xmlns:w16sdtfl="http://schemas.microsoft.com/office/word/2024/wordml/sdtformatlock" xmlns:w16se="http://schemas.microsoft.com/office/word/2015/wordml/symex" xmlns:wpg="http://schemas.microsoft.com/office/word/2010/wordprocessingGroup" xmlns:wpi="http://schemas.microsoft.com/office/word/2010/wordprocessingInk" xmlns:wne="http://schemas.microsoft.com/office/word/2006/wordml" xmlns:wps="http://schemas.microsoft.com/office/word/2010/wordprocessingShape" mc:Ignorable="w14 w15 w16se w16cid w16 w16cex w16sdtdh w16sdtfl w16du wp14">
   <w:p>
     <w:pPr>
       <w:pStyle w:val="Encabezado"/>
@@ -1280,7 +1306,7 @@
       <w:rPr>
         <w:noProof/>
       </w:rPr>
-      <w:pict>
+      <w:pict w14:anchorId="0FE89F21">
         <v:shapetype id="_x0000_t136" coordsize="21600,21600" o:spt="136" adj="10800" path="m@7,l@8,m@5,21600l@6,21600e">
           <v:formulas>
             <v:f eqn="sum #0 0 10800"/>
@@ -1305,7 +1331,7 @@
           </v:handles>
           <o:lock v:ext="edit" text="t" shapetype="t"/>
         </v:shapetype>
-        <v:shape id="PowerPlusWaterMarkObject286978484" o:spid="_x0000_s2058" type="#_x0000_t136" style="position:absolute;margin-left:0;margin-top:0;width:489.55pt;height:133.5pt;rotation:315;z-index:-251657216;mso-position-horizontal:center;mso-position-horizontal-relative:margin;mso-position-vertical:center;mso-position-vertical-relative:margin" o:allowincell="f" fillcolor="silver" stroked="f">
+        <v:shape id="PowerPlusWaterMarkObject286978484" o:spid="_x0000_s1034" type="#_x0000_t136" style="position:absolute;margin-left:0;margin-top:0;width:489.55pt;height:133.5pt;rotation:315;z-index:-251657216;mso-position-horizontal:center;mso-position-horizontal-relative:margin;mso-position-vertical:center;mso-position-vertical-relative:margin" o:allowincell="f" fillcolor="silver" stroked="f">
           <v:fill opacity=".5"/>
           <v:textpath style="font-family:&quot;Calibri&quot;;font-size:1pt" string="MANUEL y Luis"/>
           <w10:wrap anchorx="margin" anchory="margin"/>
@@ -1317,7 +1343,7 @@
 </file>
 
 <file path=word/styles.xml><?xml version="1.0" encoding="utf-8"?>
-<w:styles xmlns:mc="http://schemas.openxmlformats.org/markup-compatibility/2006" xmlns:r="http://schemas.openxmlformats.org/officeDocument/2006/relationships" xmlns:w="http://schemas.openxmlformats.org/wordprocessingml/2006/main" xmlns:w14="http://schemas.microsoft.com/office/word/2010/wordml" xmlns:w15="http://schemas.microsoft.com/office/word/2012/wordml" xmlns:w16se="http://schemas.microsoft.com/office/word/2015/wordml/symex" mc:Ignorable="w14 w15 w16se">
+<w:styles xmlns:mc="http://schemas.openxmlformats.org/markup-compatibility/2006" xmlns:r="http://schemas.openxmlformats.org/officeDocument/2006/relationships" xmlns:w="http://schemas.openxmlformats.org/wordprocessingml/2006/main" xmlns:w14="http://schemas.microsoft.com/office/word/2010/wordml" xmlns:w15="http://schemas.microsoft.com/office/word/2012/wordml" xmlns:w16cex="http://schemas.microsoft.com/office/word/2018/wordml/cex" xmlns:w16cid="http://schemas.microsoft.com/office/word/2016/wordml/cid" xmlns:w16="http://schemas.microsoft.com/office/word/2018/wordml" xmlns:w16du="http://schemas.microsoft.com/office/word/2023/wordml/word16du" xmlns:w16sdtdh="http://schemas.microsoft.com/office/word/2020/wordml/sdtdatahash" xmlns:w16sdtfl="http://schemas.microsoft.com/office/word/2024/wordml/sdtformatlock" xmlns:w16se="http://schemas.microsoft.com/office/word/2015/wordml/symex" mc:Ignorable="w14 w15 w16se w16cid w16 w16cex w16sdtdh w16sdtfl w16du">
   <w:docDefaults>
     <w:rPrDefault>
       <w:rPr>
@@ -1329,7 +1355,7 @@
     </w:rPrDefault>
     <w:pPrDefault/>
   </w:docDefaults>
-  <w:latentStyles w:defLockedState="0" w:defUIPriority="99" w:defSemiHidden="0" w:defUnhideWhenUsed="0" w:defQFormat="0" w:count="371">
+  <w:latentStyles w:defLockedState="0" w:defUIPriority="99" w:defSemiHidden="0" w:defUnhideWhenUsed="0" w:defQFormat="0" w:count="376">
     <w:lsdException w:name="Normal" w:uiPriority="0" w:qFormat="1"/>
     <w:lsdException w:name="heading 1" w:uiPriority="9" w:qFormat="1"/>
     <w:lsdException w:name="heading 2" w:semiHidden="1" w:uiPriority="9" w:unhideWhenUsed="1" w:qFormat="1"/>
@@ -1701,6 +1727,11 @@
     <w:lsdException w:name="List Table 5 Dark Accent 6" w:uiPriority="50"/>
     <w:lsdException w:name="List Table 6 Colorful Accent 6" w:uiPriority="51"/>
     <w:lsdException w:name="List Table 7 Colorful Accent 6" w:uiPriority="52"/>
+    <w:lsdException w:name="Mention" w:semiHidden="1" w:unhideWhenUsed="1"/>
+    <w:lsdException w:name="Smart Hyperlink" w:semiHidden="1" w:unhideWhenUsed="1"/>
+    <w:lsdException w:name="Hashtag" w:semiHidden="1" w:unhideWhenUsed="1"/>
+    <w:lsdException w:name="Unresolved Mention" w:semiHidden="1" w:unhideWhenUsed="1"/>
+    <w:lsdException w:name="Smart Link" w:semiHidden="1" w:unhideWhenUsed="1"/>
   </w:latentStyles>
   <w:style w:type="paragraph" w:default="1" w:styleId="Normal">
     <w:name w:val="Normal"/>
@@ -2132,7 +2163,7 @@
       <w:szCs w:val="24"/>
     </w:rPr>
   </w:style>
-  <w:style w:type="character" w:styleId="Textoennegrita">
+  <w:style w:type="character" w:styleId="Fuerte">
     <w:name w:val="Strong"/>
     <w:basedOn w:val="Fuentedeprrafopredeter"/>
     <w:uiPriority w:val="22"/>
@@ -2464,7 +2495,7 @@
 </file>
 
 <file path=word/glossary/document.xml><?xml version="1.0" encoding="utf-8"?>
-<w:glossaryDocument xmlns:wpc="http://schemas.microsoft.com/office/word/2010/wordprocessingCanvas" xmlns:cx="http://schemas.microsoft.com/office/drawing/2014/chartex" xmlns:mc="http://schemas.openxmlformats.org/markup-compatibility/2006" xmlns:o="urn:schemas-microsoft-com:office:office" xmlns:r="http://schemas.openxmlformats.org/officeDocument/2006/relationships" xmlns:m="http://schemas.openxmlformats.org/officeDocument/2006/math" xmlns:v="urn:schemas-microsoft-com:vml" xmlns:wp14="http://schemas.microsoft.com/office/word/2010/wordprocessingDrawing" xmlns:wp="http://schemas.openxmlformats.org/drawingml/2006/wordprocessingDrawing" xmlns:w10="urn:schemas-microsoft-com:office:word" xmlns:w="http://schemas.openxmlformats.org/wordprocessingml/2006/main" xmlns:w14="http://schemas.microsoft.com/office/word/2010/wordml" xmlns:w15="http://schemas.microsoft.com/office/word/2012/wordml" xmlns:w16se="http://schemas.microsoft.com/office/word/2015/wordml/symex" xmlns:wpg="http://schemas.microsoft.com/office/word/2010/wordprocessingGroup" xmlns:wpi="http://schemas.microsoft.com/office/word/2010/wordprocessingInk" xmlns:wne="http://schemas.microsoft.com/office/word/2006/wordml" xmlns:wps="http://schemas.microsoft.com/office/word/2010/wordprocessingShape" mc:Ignorable="w14 w15 w16se wp14">
+<w:glossaryDocument xmlns:wpc="http://schemas.microsoft.com/office/word/2010/wordprocessingCanvas" xmlns:cx="http://schemas.microsoft.com/office/drawing/2014/chartex" xmlns:cx1="http://schemas.microsoft.com/office/drawing/2015/9/8/chartex" xmlns:cx2="http://schemas.microsoft.com/office/drawing/2015/10/21/chartex" xmlns:cx3="http://schemas.microsoft.com/office/drawing/2016/5/9/chartex" xmlns:cx4="http://schemas.microsoft.com/office/drawing/2016/5/10/chartex" xmlns:cx5="http://schemas.microsoft.com/office/drawing/2016/5/11/chartex" xmlns:cx6="http://schemas.microsoft.com/office/drawing/2016/5/12/chartex" xmlns:cx7="http://schemas.microsoft.com/office/drawing/2016/5/13/chartex" xmlns:cx8="http://schemas.microsoft.com/office/drawing/2016/5/14/chartex" xmlns:mc="http://schemas.openxmlformats.org/markup-compatibility/2006" xmlns:aink="http://schemas.microsoft.com/office/drawing/2016/ink" xmlns:am3d="http://schemas.microsoft.com/office/drawing/2017/model3d" xmlns:o="urn:schemas-microsoft-com:office:office" xmlns:oel="http://schemas.microsoft.com/office/2019/extlst" xmlns:r="http://schemas.openxmlformats.org/officeDocument/2006/relationships" xmlns:m="http://schemas.openxmlformats.org/officeDocument/2006/math" xmlns:v="urn:schemas-microsoft-com:vml" xmlns:wp14="http://schemas.microsoft.com/office/word/2010/wordprocessingDrawing" xmlns:wp="http://schemas.openxmlformats.org/drawingml/2006/wordprocessingDrawing" xmlns:w10="urn:schemas-microsoft-com:office:word" xmlns:w="http://schemas.openxmlformats.org/wordprocessingml/2006/main" xmlns:w14="http://schemas.microsoft.com/office/word/2010/wordml" xmlns:w15="http://schemas.microsoft.com/office/word/2012/wordml" xmlns:w16cex="http://schemas.microsoft.com/office/word/2018/wordml/cex" xmlns:w16cid="http://schemas.microsoft.com/office/word/2016/wordml/cid" xmlns:w16="http://schemas.microsoft.com/office/word/2018/wordml" xmlns:w16du="http://schemas.microsoft.com/office/word/2023/wordml/word16du" xmlns:w16sdtdh="http://schemas.microsoft.com/office/word/2020/wordml/sdtdatahash" xmlns:w16sdtfl="http://schemas.microsoft.com/office/word/2024/wordml/sdtformatlock" xmlns:w16se="http://schemas.microsoft.com/office/word/2015/wordml/symex" xmlns:wpg="http://schemas.microsoft.com/office/word/2010/wordprocessingGroup" xmlns:wpi="http://schemas.microsoft.com/office/word/2010/wordprocessingInk" xmlns:wne="http://schemas.microsoft.com/office/word/2006/wordml" xmlns:wps="http://schemas.microsoft.com/office/word/2010/wordprocessingShape" mc:Ignorable="w14 w15 w16se w16cid w16 w16cex w16sdtdh w16sdtfl w16du wp14">
   <w:docParts>
     <w:docPart>
       <w:docPartPr>
@@ -2533,13 +2564,13 @@
 </file>
 
 <file path=word/glossary/fontTable.xml><?xml version="1.0" encoding="utf-8"?>
-<w:fonts xmlns:mc="http://schemas.openxmlformats.org/markup-compatibility/2006" xmlns:r="http://schemas.openxmlformats.org/officeDocument/2006/relationships" xmlns:w="http://schemas.openxmlformats.org/wordprocessingml/2006/main" xmlns:w14="http://schemas.microsoft.com/office/word/2010/wordml" xmlns:w15="http://schemas.microsoft.com/office/word/2012/wordml" xmlns:w16se="http://schemas.microsoft.com/office/word/2015/wordml/symex" mc:Ignorable="w14 w15 w16se">
+<w:fonts xmlns:mc="http://schemas.openxmlformats.org/markup-compatibility/2006" xmlns:r="http://schemas.openxmlformats.org/officeDocument/2006/relationships" xmlns:w="http://schemas.openxmlformats.org/wordprocessingml/2006/main" xmlns:w14="http://schemas.microsoft.com/office/word/2010/wordml" xmlns:w15="http://schemas.microsoft.com/office/word/2012/wordml" xmlns:w16cex="http://schemas.microsoft.com/office/word/2018/wordml/cex" xmlns:w16cid="http://schemas.microsoft.com/office/word/2016/wordml/cid" xmlns:w16="http://schemas.microsoft.com/office/word/2018/wordml" xmlns:w16du="http://schemas.microsoft.com/office/word/2023/wordml/word16du" xmlns:w16sdtdh="http://schemas.microsoft.com/office/word/2020/wordml/sdtdatahash" xmlns:w16sdtfl="http://schemas.microsoft.com/office/word/2024/wordml/sdtformatlock" xmlns:w16se="http://schemas.microsoft.com/office/word/2015/wordml/symex" mc:Ignorable="w14 w15 w16se w16cid w16 w16cex w16sdtdh w16sdtfl w16du">
   <w:font w:name="Calibri">
     <w:panose1 w:val="020F0502020204030204"/>
     <w:charset w:val="00"/>
     <w:family w:val="swiss"/>
     <w:pitch w:val="variable"/>
-    <w:sig w:usb0="E0002EFF" w:usb1="C000247B" w:usb2="00000009" w:usb3="00000000" w:csb0="000001FF" w:csb1="00000000"/>
+    <w:sig w:usb0="E4002EFF" w:usb1="C000247B" w:usb2="00000009" w:usb3="00000000" w:csb0="000001FF" w:csb1="00000000"/>
   </w:font>
   <w:font w:name="Times New Roman">
     <w:panose1 w:val="02020603050405020304"/>
@@ -2553,7 +2584,7 @@
     <w:charset w:val="00"/>
     <w:family w:val="swiss"/>
     <w:pitch w:val="variable"/>
-    <w:sig w:usb0="E0002AFF" w:usb1="C000247B" w:usb2="00000009" w:usb3="00000000" w:csb0="000001FF" w:csb1="00000000"/>
+    <w:sig w:usb0="E4002EFF" w:usb1="C000247B" w:usb2="00000009" w:usb3="00000000" w:csb0="000001FF" w:csb1="00000000"/>
   </w:font>
   <w:font w:name="Segoe UI">
     <w:panose1 w:val="020B0502040204020203"/>
@@ -2580,7 +2611,7 @@
 </file>
 
 <file path=word/glossary/settings.xml><?xml version="1.0" encoding="utf-8"?>
-<w:settings xmlns:mc="http://schemas.openxmlformats.org/markup-compatibility/2006" xmlns:o="urn:schemas-microsoft-com:office:office" xmlns:r="http://schemas.openxmlformats.org/officeDocument/2006/relationships" xmlns:m="http://schemas.openxmlformats.org/officeDocument/2006/math" xmlns:v="urn:schemas-microsoft-com:vml" xmlns:w10="urn:schemas-microsoft-com:office:word" xmlns:w="http://schemas.openxmlformats.org/wordprocessingml/2006/main" xmlns:w14="http://schemas.microsoft.com/office/word/2010/wordml" xmlns:w15="http://schemas.microsoft.com/office/word/2012/wordml" xmlns:w16se="http://schemas.microsoft.com/office/word/2015/wordml/symex" xmlns:sl="http://schemas.openxmlformats.org/schemaLibrary/2006/main" mc:Ignorable="w14 w15 w16se">
+<w:settings xmlns:mc="http://schemas.openxmlformats.org/markup-compatibility/2006" xmlns:o="urn:schemas-microsoft-com:office:office" xmlns:r="http://schemas.openxmlformats.org/officeDocument/2006/relationships" xmlns:m="http://schemas.openxmlformats.org/officeDocument/2006/math" xmlns:v="urn:schemas-microsoft-com:vml" xmlns:w10="urn:schemas-microsoft-com:office:word" xmlns:w="http://schemas.openxmlformats.org/wordprocessingml/2006/main" xmlns:w14="http://schemas.microsoft.com/office/word/2010/wordml" xmlns:w15="http://schemas.microsoft.com/office/word/2012/wordml" xmlns:w16cex="http://schemas.microsoft.com/office/word/2018/wordml/cex" xmlns:w16cid="http://schemas.microsoft.com/office/word/2016/wordml/cid" xmlns:w16="http://schemas.microsoft.com/office/word/2018/wordml" xmlns:w16du="http://schemas.microsoft.com/office/word/2023/wordml/word16du" xmlns:w16sdtdh="http://schemas.microsoft.com/office/word/2020/wordml/sdtdatahash" xmlns:w16sdtfl="http://schemas.microsoft.com/office/word/2024/wordml/sdtformatlock" xmlns:w16se="http://schemas.microsoft.com/office/word/2015/wordml/symex" xmlns:sl="http://schemas.openxmlformats.org/schemaLibrary/2006/main" mc:Ignorable="w14 w15 w16se w16cid w16 w16cex w16sdtdh w16sdtfl w16du">
   <w:view w:val="normal"/>
   <w:revisionView w:comments="0"/>
   <w:defaultTabStop w:val="708"/>
@@ -2593,12 +2624,15 @@
     <w:compatSetting w:name="enableOpenTypeFeatures" w:uri="http://schemas.microsoft.com/office/word" w:val="1"/>
     <w:compatSetting w:name="doNotFlipMirrorIndents" w:uri="http://schemas.microsoft.com/office/word" w:val="1"/>
     <w:compatSetting w:name="differentiateMultirowTableHeaders" w:uri="http://schemas.microsoft.com/office/word" w:val="1"/>
+    <w:compatSetting w:name="useWord2013TrackBottomHyphenation" w:uri="http://schemas.microsoft.com/office/word" w:val="1"/>
   </w:compat>
   <w:rsids>
     <w:rsidRoot w:val="00925A5B"/>
     <w:rsid w:val="000C2A26"/>
     <w:rsid w:val="00845DD0"/>
+    <w:rsid w:val="008E4889"/>
     <w:rsid w:val="00925A5B"/>
+    <w:rsid w:val="00995AF7"/>
     <w:rsid w:val="00AD4F9B"/>
     <w:rsid w:val="00B31369"/>
   </w:rsids>
@@ -2624,7 +2658,7 @@
 </file>
 
 <file path=word/glossary/styles.xml><?xml version="1.0" encoding="utf-8"?>
-<w:styles xmlns:mc="http://schemas.openxmlformats.org/markup-compatibility/2006" xmlns:r="http://schemas.openxmlformats.org/officeDocument/2006/relationships" xmlns:w="http://schemas.openxmlformats.org/wordprocessingml/2006/main" xmlns:w14="http://schemas.microsoft.com/office/word/2010/wordml" xmlns:w15="http://schemas.microsoft.com/office/word/2012/wordml" xmlns:w16se="http://schemas.microsoft.com/office/word/2015/wordml/symex" mc:Ignorable="w14 w15 w16se">
+<w:styles xmlns:mc="http://schemas.openxmlformats.org/markup-compatibility/2006" xmlns:r="http://schemas.openxmlformats.org/officeDocument/2006/relationships" xmlns:w="http://schemas.openxmlformats.org/wordprocessingml/2006/main" xmlns:w14="http://schemas.microsoft.com/office/word/2010/wordml" xmlns:w15="http://schemas.microsoft.com/office/word/2012/wordml" xmlns:w16cex="http://schemas.microsoft.com/office/word/2018/wordml/cex" xmlns:w16cid="http://schemas.microsoft.com/office/word/2016/wordml/cid" xmlns:w16="http://schemas.microsoft.com/office/word/2018/wordml" xmlns:w16du="http://schemas.microsoft.com/office/word/2023/wordml/word16du" xmlns:w16sdtdh="http://schemas.microsoft.com/office/word/2020/wordml/sdtdatahash" xmlns:w16sdtfl="http://schemas.microsoft.com/office/word/2024/wordml/sdtformatlock" xmlns:w16se="http://schemas.microsoft.com/office/word/2015/wordml/symex" mc:Ignorable="w14 w15 w16se w16cid w16 w16cex w16sdtdh w16sdtfl w16du">
   <w:docDefaults>
     <w:rPrDefault>
       <w:rPr>
@@ -2640,7 +2674,7 @@
       </w:pPr>
     </w:pPrDefault>
   </w:docDefaults>
-  <w:latentStyles w:defLockedState="0" w:defUIPriority="99" w:defSemiHidden="0" w:defUnhideWhenUsed="0" w:defQFormat="0" w:count="371">
+  <w:latentStyles w:defLockedState="0" w:defUIPriority="99" w:defSemiHidden="0" w:defUnhideWhenUsed="0" w:defQFormat="0" w:count="376">
     <w:lsdException w:name="Normal" w:uiPriority="0" w:qFormat="1"/>
     <w:lsdException w:name="heading 1" w:uiPriority="9" w:qFormat="1"/>
     <w:lsdException w:name="heading 2" w:semiHidden="1" w:uiPriority="9" w:unhideWhenUsed="1" w:qFormat="1"/>
@@ -3012,6 +3046,11 @@
     <w:lsdException w:name="List Table 5 Dark Accent 6" w:uiPriority="50"/>
     <w:lsdException w:name="List Table 6 Colorful Accent 6" w:uiPriority="51"/>
     <w:lsdException w:name="List Table 7 Colorful Accent 6" w:uiPriority="52"/>
+    <w:lsdException w:name="Mention" w:semiHidden="1" w:unhideWhenUsed="1"/>
+    <w:lsdException w:name="Smart Hyperlink" w:semiHidden="1" w:unhideWhenUsed="1"/>
+    <w:lsdException w:name="Hashtag" w:semiHidden="1" w:unhideWhenUsed="1"/>
+    <w:lsdException w:name="Unresolved Mention" w:semiHidden="1" w:unhideWhenUsed="1"/>
+    <w:lsdException w:name="Smart Link" w:semiHidden="1" w:unhideWhenUsed="1"/>
   </w:latentStyles>
   <w:style w:type="paragraph" w:default="1" w:styleId="Normal">
     <w:name w:val="Normal"/>
@@ -3044,10 +3083,6 @@
     <w:semiHidden/>
     <w:unhideWhenUsed/>
   </w:style>
-  <w:style w:type="paragraph" w:customStyle="1" w:styleId="7BFA001B10554E2D9D44135498C36B18">
-    <w:name w:val="7BFA001B10554E2D9D44135498C36B18"/>
-    <w:rsid w:val="00925A5B"/>
-  </w:style>
   <w:style w:type="paragraph" w:customStyle="1" w:styleId="26253D33BC2548238F643E2FD82DC1D6">
     <w:name w:val="26253D33BC2548238F643E2FD82DC1D6"/>
     <w:rsid w:val="00925A5B"/>
@@ -3060,7 +3095,7 @@
 </file>
 
 <file path=word/glossary/webSettings.xml><?xml version="1.0" encoding="utf-8"?>
-<w:webSettings xmlns:mc="http://schemas.openxmlformats.org/markup-compatibility/2006" xmlns:r="http://schemas.openxmlformats.org/officeDocument/2006/relationships" xmlns:w="http://schemas.openxmlformats.org/wordprocessingml/2006/main" xmlns:w14="http://schemas.microsoft.com/office/word/2010/wordml" xmlns:w15="http://schemas.microsoft.com/office/word/2012/wordml" xmlns:w16se="http://schemas.microsoft.com/office/word/2015/wordml/symex" mc:Ignorable="w14 w15 w16se">
+<w:webSettings xmlns:mc="http://schemas.openxmlformats.org/markup-compatibility/2006" xmlns:r="http://schemas.openxmlformats.org/officeDocument/2006/relationships" xmlns:w="http://schemas.openxmlformats.org/wordprocessingml/2006/main" xmlns:w14="http://schemas.microsoft.com/office/word/2010/wordml" xmlns:w15="http://schemas.microsoft.com/office/word/2012/wordml" xmlns:w16cex="http://schemas.microsoft.com/office/word/2018/wordml/cex" xmlns:w16cid="http://schemas.microsoft.com/office/word/2016/wordml/cid" xmlns:w16="http://schemas.microsoft.com/office/word/2018/wordml" xmlns:w16du="http://schemas.microsoft.com/office/word/2023/wordml/word16du" xmlns:w16sdtdh="http://schemas.microsoft.com/office/word/2020/wordml/sdtdatahash" xmlns:w16sdtfl="http://schemas.microsoft.com/office/word/2024/wordml/sdtformatlock" xmlns:w16se="http://schemas.microsoft.com/office/word/2015/wordml/symex" mc:Ignorable="w14 w15 w16se w16cid w16 w16cex w16sdtdh w16sdtfl w16du">
   <w:optimizeForBrowser/>
   <w:allowPNG/>
 </w:webSettings>
